--- a/templates/docx/12-workshop-plan.docx
+++ b/templates/docx/12-workshop-plan.docx
@@ -670,7 +670,22 @@
           <w:color w:val="1B1B1B"/>
           <w:sz w:val="17"/>
         </w:rPr>
-        <w:t xml:space="preserve">                         owner speaks and votes last]</w:t>
+        <w:t xml:space="preserve">                         owner speaks last and votes privately with the</w:t>
+      </w:r>
+    </w:p>
+    <w:p>
+      <w:pPr>
+        <w:spacing w:before="0" w:after="0"/>
+        <w:ind w:left="216"/>
+        <w:shd w:val="clear" w:fill="F0F0F0"/>
+      </w:pPr>
+      <w:r>
+        <w:rPr>
+          <w:rFonts w:ascii="Roboto Mono" w:hAnsi="Roboto Mono"/>
+          <w:color w:val="1B1B1B"/>
+          <w:sz w:val="17"/>
+        </w:rPr>
+        <w:t xml:space="preserve">                         rest]</w:t>
       </w:r>
     </w:p>
     <w:p>

--- a/templates/docx/12-workshop-plan.docx
+++ b/templates/docx/12-workshop-plan.docx
@@ -535,6 +535,51 @@
           <w:color w:val="1B1B1B"/>
           <w:sz w:val="17"/>
         </w:rPr>
+        <w:t>Owner attendance:       [throughout] or [criteria and rule agreed by YYYY-MM-DD]</w:t>
+      </w:r>
+    </w:p>
+    <w:p>
+      <w:pPr>
+        <w:spacing w:before="0" w:after="0"/>
+        <w:ind w:left="216"/>
+        <w:shd w:val="clear" w:fill="F0F0F0"/>
+      </w:pPr>
+      <w:r>
+        <w:rPr>
+          <w:rFonts w:ascii="Roboto Mono" w:hAnsi="Roboto Mono"/>
+          <w:color w:val="1B1B1B"/>
+          <w:sz w:val="17"/>
+        </w:rPr>
+        <w:t>Roles:                  Facilitator [name] · co-facilitator [name] ·</w:t>
+      </w:r>
+    </w:p>
+    <w:p>
+      <w:pPr>
+        <w:spacing w:before="0" w:after="0"/>
+        <w:ind w:left="216"/>
+        <w:shd w:val="clear" w:fill="F0F0F0"/>
+      </w:pPr>
+      <w:r>
+        <w:rPr>
+          <w:rFonts w:ascii="Roboto Mono" w:hAnsi="Roboto Mono"/>
+          <w:color w:val="1B1B1B"/>
+          <w:sz w:val="17"/>
+        </w:rPr>
+        <w:t xml:space="preserve">                         capturer [name] · timekeeper [name]</w:t>
+      </w:r>
+    </w:p>
+    <w:p>
+      <w:pPr>
+        <w:spacing w:before="0" w:after="0"/>
+        <w:ind w:left="216"/>
+        <w:shd w:val="clear" w:fill="F0F0F0"/>
+      </w:pPr>
+      <w:r>
+        <w:rPr>
+          <w:rFonts w:ascii="Roboto Mono" w:hAnsi="Roboto Mono"/>
+          <w:color w:val="1B1B1B"/>
+          <w:sz w:val="17"/>
+        </w:rPr>
         <w:t>Inputs:                 Each with its label.</w:t>
       </w:r>
     </w:p>
@@ -610,6 +655,36 @@
           <w:color w:val="1B1B1B"/>
           <w:sz w:val="17"/>
         </w:rPr>
+        <w:t>Criteria and weights:   Each criterion, its weight, and its scale (best and</w:t>
+      </w:r>
+    </w:p>
+    <w:p>
+      <w:pPr>
+        <w:spacing w:before="0" w:after="0"/>
+        <w:ind w:left="216"/>
+        <w:shd w:val="clear" w:fill="F0F0F0"/>
+      </w:pPr>
+      <w:r>
+        <w:rPr>
+          <w:rFonts w:ascii="Roboto Mono" w:hAnsi="Roboto Mono"/>
+          <w:color w:val="1B1B1B"/>
+          <w:sz w:val="17"/>
+        </w:rPr>
+        <w:t xml:space="preserve">                         worst plausible value)</w:t>
+      </w:r>
+    </w:p>
+    <w:p>
+      <w:pPr>
+        <w:spacing w:before="0" w:after="0"/>
+        <w:ind w:left="216"/>
+        <w:shd w:val="clear" w:fill="F0F0F0"/>
+      </w:pPr>
+      <w:r>
+        <w:rPr>
+          <w:rFonts w:ascii="Roboto Mono" w:hAnsi="Roboto Mono"/>
+          <w:color w:val="1B1B1B"/>
+          <w:sz w:val="17"/>
+        </w:rPr>
         <w:t>Decision rule:          Who decides, how, and whether the room's scores are a</w:t>
       </w:r>
     </w:p>
@@ -626,6 +701,21 @@
           <w:sz w:val="17"/>
         </w:rPr>
         <w:t xml:space="preserve">                         vote or advice to the owner.</w:t>
+      </w:r>
+    </w:p>
+    <w:p>
+      <w:pPr>
+        <w:spacing w:before="0" w:after="0"/>
+        <w:ind w:left="216"/>
+        <w:shd w:val="clear" w:fill="F0F0F0"/>
+      </w:pPr>
+      <w:r>
+        <w:rPr>
+          <w:rFonts w:ascii="Roboto Mono" w:hAnsi="Roboto Mono"/>
+          <w:color w:val="1B1B1B"/>
+          <w:sz w:val="17"/>
+        </w:rPr>
+        <w:t>Vote mechanics:         Votes each · stacking allowed? · what happens on a tie</w:t>
       </w:r>
     </w:p>
     <w:p>
@@ -791,6 +881,36 @@
           <w:sz w:val="17"/>
         </w:rPr>
         <w:t xml:space="preserve">  Recording consent:    [from everyone recorded, or not recording]</w:t>
+      </w:r>
+    </w:p>
+    <w:p>
+      <w:pPr>
+        <w:spacing w:before="0" w:after="0"/>
+        <w:ind w:left="216"/>
+        <w:shd w:val="clear" w:fill="F0F0F0"/>
+      </w:pPr>
+      <w:r>
+        <w:rPr>
+          <w:rFonts w:ascii="Roboto Mono" w:hAnsi="Roboto Mono"/>
+          <w:color w:val="1B1B1B"/>
+          <w:sz w:val="17"/>
+        </w:rPr>
+        <w:t>Dates:                  Materials out [date] · dry run [date] · summary to</w:t>
+      </w:r>
+    </w:p>
+    <w:p>
+      <w:pPr>
+        <w:spacing w:before="0" w:after="0"/>
+        <w:ind w:left="216"/>
+        <w:shd w:val="clear" w:fill="F0F0F0"/>
+      </w:pPr>
+      <w:r>
+        <w:rPr>
+          <w:rFonts w:ascii="Roboto Mono" w:hAnsi="Roboto Mono"/>
+          <w:color w:val="1B1B1B"/>
+          <w:sz w:val="17"/>
+        </w:rPr>
+        <w:t xml:space="preserve">                         attendees [date]</w:t>
       </w:r>
     </w:p>
     <w:p>
@@ -1042,7 +1162,7 @@
                 <w:b w:val="0"/>
                 <w:sz w:val="21"/>
               </w:rPr>
-              <w:t>open</w:t>
+              <w:t>open (setup, outside the arc)</w:t>
             </w:r>
           </w:p>
         </w:tc>
@@ -2243,7 +2363,22 @@
           <w:rFonts w:ascii="Public Sans" w:hAnsi="Public Sans"/>
           <w:color w:val="1B1B1B"/>
         </w:rPr>
-        <w:t>From 15–20 minute conversations with the key people beforehand, or a short async pre-survey.</w:t>
+        <w:t xml:space="preserve">From 15–20 minute conversations with the key people beforehand, or a short async pre-survey. </w:t>
+      </w:r>
+      <w:r>
+        <w:rPr>
+          <w:rFonts w:ascii="Public Sans" w:hAnsi="Public Sans"/>
+          <w:b/>
+          <w:color w:val="1B1B1B"/>
+        </w:rPr>
+        <w:t>These are the facilitator's private notes.</w:t>
+      </w:r>
+      <w:r>
+        <w:rPr>
+          <w:rFonts w:ascii="Public Sans" w:hAnsi="Public Sans"/>
+          <w:color w:val="1B1B1B"/>
+        </w:rPr>
+        <w:t xml:space="preserve"> They hold candid views about named colleagues: never send them to attendees or put them in a checker packet.</w:t>
       </w:r>
     </w:p>
     <w:tbl>
@@ -2937,7 +3072,35 @@
           <w:rFonts w:ascii="Public Sans" w:hAnsi="Public Sans"/>
           <w:color w:val="1B1B1B"/>
         </w:rPr>
-        <w:t xml:space="preserve"> §9); recommendations as findings records citing the findings they rest on; a written report or deck only for content resting on </w:t>
+        <w:t xml:space="preserve"> §9); recommendations attached to the findings records they rest on, or labeled </w:t>
+      </w:r>
+      <w:r>
+        <w:rPr>
+          <w:rFonts w:ascii="Roboto Mono" w:hAnsi="Roboto Mono"/>
+          <w:color w:val="1B1B1B"/>
+        </w:rPr>
+        <w:t>[team knowledge]</w:t>
+      </w:r>
+      <w:r>
+        <w:rPr>
+          <w:rFonts w:ascii="Public Sans" w:hAnsi="Public Sans"/>
+          <w:color w:val="1B1B1B"/>
+        </w:rPr>
+        <w:t xml:space="preserve"> or </w:t>
+      </w:r>
+      <w:r>
+        <w:rPr>
+          <w:rFonts w:ascii="Roboto Mono" w:hAnsi="Roboto Mono"/>
+          <w:color w:val="1B1B1B"/>
+        </w:rPr>
+        <w:t>[assumption]</w:t>
+      </w:r>
+      <w:r>
+        <w:rPr>
+          <w:rFonts w:ascii="Public Sans" w:hAnsi="Public Sans"/>
+          <w:color w:val="1B1B1B"/>
+        </w:rPr>
+        <w:t xml:space="preserve">, never written up as new findings; a written report or deck only for content resting on </w:t>
       </w:r>
       <w:r>
         <w:rPr>
@@ -2951,7 +3114,21 @@
           <w:rFonts w:ascii="Public Sans" w:hAnsi="Public Sans"/>
           <w:color w:val="1B1B1B"/>
         </w:rPr>
-        <w:t>.</w:t>
+        <w:t xml:space="preserve">. The summary itself goes to </w:t>
+      </w:r>
+      <w:r>
+        <w:rPr>
+          <w:rFonts w:ascii="Roboto Mono" w:hAnsi="Roboto Mono"/>
+          <w:color w:val="1B1B1B"/>
+        </w:rPr>
+        <w:t>research-workshop-checker</w:t>
+      </w:r>
+      <w:r>
+        <w:rPr>
+          <w:rFonts w:ascii="Public Sans" w:hAnsi="Public Sans"/>
+          <w:color w:val="1B1B1B"/>
+        </w:rPr>
+        <w:t xml:space="preserve"> (summary mode), then readability, before it goes out.</w:t>
       </w:r>
     </w:p>
     <w:p>

--- a/templates/docx/12-workshop-plan.docx
+++ b/templates/docx/12-workshop-plan.docx
@@ -490,6 +490,36 @@
           <w:color w:val="1B1B1B"/>
           <w:sz w:val="17"/>
         </w:rPr>
+        <w:t>Reversibility:          [hard to reverse: why, and the sign-offs that follows]</w:t>
+      </w:r>
+    </w:p>
+    <w:p>
+      <w:pPr>
+        <w:spacing w:before="0" w:after="0"/>
+        <w:ind w:left="216"/>
+        <w:shd w:val="clear" w:fill="F0F0F0"/>
+      </w:pPr>
+      <w:r>
+        <w:rPr>
+          <w:rFonts w:ascii="Roboto Mono" w:hAnsi="Roboto Mono"/>
+          <w:color w:val="1B1B1B"/>
+          <w:sz w:val="17"/>
+        </w:rPr>
+        <w:t xml:space="preserve">                         or [reversible: review date, what would reverse it]</w:t>
+      </w:r>
+    </w:p>
+    <w:p>
+      <w:pPr>
+        <w:spacing w:before="0" w:after="0"/>
+        <w:ind w:left="216"/>
+        <w:shd w:val="clear" w:fill="F0F0F0"/>
+      </w:pPr>
+      <w:r>
+        <w:rPr>
+          <w:rFonts w:ascii="Roboto Mono" w:hAnsi="Roboto Mono"/>
+          <w:color w:val="1B1B1B"/>
+          <w:sz w:val="17"/>
+        </w:rPr>
         <w:t>Attendees:              Role · decision rights · location and time zone</w:t>
       </w:r>
     </w:p>
@@ -521,6 +551,36 @@
           <w:sz w:val="17"/>
         </w:rPr>
         <w:t>Consulted afterwards:   [names, including anyone whose sign-off is needed]</w:t>
+      </w:r>
+    </w:p>
+    <w:p>
+      <w:pPr>
+        <w:spacing w:before="0" w:after="0"/>
+        <w:ind w:left="216"/>
+        <w:shd w:val="clear" w:fill="F0F0F0"/>
+      </w:pPr>
+      <w:r>
+        <w:rPr>
+          <w:rFonts w:ascii="Roboto Mono" w:hAnsi="Roboto Mono"/>
+          <w:color w:val="1B1B1B"/>
+          <w:sz w:val="17"/>
+        </w:rPr>
+        <w:t>Sign-offs needed:       [function, person, status: in the room / before /</w:t>
+      </w:r>
+    </w:p>
+    <w:p>
+      <w:pPr>
+        <w:spacing w:before="0" w:after="0"/>
+        <w:ind w:left="216"/>
+        <w:shd w:val="clear" w:fill="F0F0F0"/>
+      </w:pPr>
+      <w:r>
+        <w:rPr>
+          <w:rFonts w:ascii="Roboto Mono" w:hAnsi="Roboto Mono"/>
+          <w:color w:val="1B1B1B"/>
+          <w:sz w:val="17"/>
+        </w:rPr>
+        <w:t xml:space="preserve">                         after by date / "decided pending review"]</w:t>
       </w:r>
     </w:p>
     <w:p>
@@ -881,6 +941,111 @@
           <w:sz w:val="17"/>
         </w:rPr>
         <w:t xml:space="preserve">  Recording consent:    [from everyone recorded, or not recording]</w:t>
+      </w:r>
+    </w:p>
+    <w:p>
+      <w:pPr>
+        <w:spacing w:before="0" w:after="0"/>
+        <w:ind w:left="216"/>
+        <w:shd w:val="clear" w:fill="F0F0F0"/>
+      </w:pPr>
+      <w:r>
+        <w:rPr>
+          <w:rFonts w:ascii="Roboto Mono" w:hAnsi="Roboto Mono"/>
+          <w:color w:val="1B1B1B"/>
+          <w:sz w:val="17"/>
+        </w:rPr>
+        <w:t xml:space="preserve">  Confidential material: [what partners bring, what reaches the board and the</w:t>
+      </w:r>
+    </w:p>
+    <w:p>
+      <w:pPr>
+        <w:spacing w:before="0" w:after="0"/>
+        <w:ind w:left="216"/>
+        <w:shd w:val="clear" w:fill="F0F0F0"/>
+      </w:pPr>
+      <w:r>
+        <w:rPr>
+          <w:rFonts w:ascii="Roboto Mono" w:hAnsi="Roboto Mono"/>
+          <w:color w:val="1B1B1B"/>
+          <w:sz w:val="17"/>
+        </w:rPr>
+        <w:t xml:space="preserve">                         summary; board, recording, and AI note-taker</w:t>
+      </w:r>
+    </w:p>
+    <w:p>
+      <w:pPr>
+        <w:spacing w:before="0" w:after="0"/>
+        <w:ind w:left="216"/>
+        <w:shd w:val="clear" w:fill="F0F0F0"/>
+      </w:pPr>
+      <w:r>
+        <w:rPr>
+          <w:rFonts w:ascii="Roboto Mono" w:hAnsi="Roboto Mono"/>
+          <w:color w:val="1B1B1B"/>
+          <w:sz w:val="17"/>
+        </w:rPr>
+        <w:t xml:space="preserve">                         approved for it]</w:t>
+      </w:r>
+    </w:p>
+    <w:p>
+      <w:pPr>
+        <w:spacing w:before="0" w:after="0"/>
+        <w:ind w:left="216"/>
+        <w:shd w:val="clear" w:fill="F0F0F0"/>
+      </w:pPr>
+      <w:r>
+        <w:rPr>
+          <w:rFonts w:ascii="Roboto Mono" w:hAnsi="Roboto Mono"/>
+          <w:color w:val="1B1B1B"/>
+          <w:sz w:val="17"/>
+        </w:rPr>
+        <w:t>Access needs:           [asked for by date; what was acted on]</w:t>
+      </w:r>
+    </w:p>
+    <w:p>
+      <w:pPr>
+        <w:spacing w:before="0" w:after="0"/>
+        <w:ind w:left="216"/>
+        <w:shd w:val="clear" w:fill="F0F0F0"/>
+      </w:pPr>
+      <w:r>
+        <w:rPr>
+          <w:rFonts w:ascii="Roboto Mono" w:hAnsi="Roboto Mono"/>
+          <w:color w:val="1B1B1B"/>
+          <w:sz w:val="17"/>
+        </w:rPr>
+        <w:t>If the decision is contested: [objection and response recorded; escalation</w:t>
+      </w:r>
+    </w:p>
+    <w:p>
+      <w:pPr>
+        <w:spacing w:before="0" w:after="0"/>
+        <w:ind w:left="216"/>
+        <w:shd w:val="clear" w:fill="F0F0F0"/>
+      </w:pPr>
+      <w:r>
+        <w:rPr>
+          <w:rFonts w:ascii="Roboto Mono" w:hAnsi="Roboto Mono"/>
+          <w:color w:val="1B1B1B"/>
+          <w:sz w:val="17"/>
+        </w:rPr>
+        <w:t xml:space="preserve">                         path and deadline; whether the decision stands</w:t>
+      </w:r>
+    </w:p>
+    <w:p>
+      <w:pPr>
+        <w:spacing w:before="0" w:after="0"/>
+        <w:ind w:left="216"/>
+        <w:shd w:val="clear" w:fill="F0F0F0"/>
+      </w:pPr>
+      <w:r>
+        <w:rPr>
+          <w:rFonts w:ascii="Roboto Mono" w:hAnsi="Roboto Mono"/>
+          <w:color w:val="1B1B1B"/>
+          <w:sz w:val="17"/>
+        </w:rPr>
+        <w:t xml:space="preserve">                         meanwhile]</w:t>
       </w:r>
     </w:p>
     <w:p>
@@ -1881,10 +2046,11 @@
         <w:tblLook w:firstColumn="1" w:firstRow="1" w:lastColumn="0" w:lastRow="0" w:noHBand="0" w:noVBand="1" w:val="04A0"/>
       </w:tblPr>
       <w:tblGrid>
-        <w:gridCol w:w="2340"/>
-        <w:gridCol w:w="2340"/>
-        <w:gridCol w:w="2340"/>
-        <w:gridCol w:w="2340"/>
+        <w:gridCol w:w="1872"/>
+        <w:gridCol w:w="1872"/>
+        <w:gridCol w:w="1872"/>
+        <w:gridCol w:w="1872"/>
+        <w:gridCol w:w="1872"/>
       </w:tblGrid>
       <w:tr>
         <w:trPr>
@@ -1892,7 +2058,7 @@
         </w:trPr>
         <w:tc>
           <w:tcPr>
-            <w:tcW w:type="dxa" w:w="2340"/>
+            <w:tcW w:type="dxa" w:w="1872"/>
             <w:shd w:fill="F0F0F0"/>
           </w:tcPr>
           <w:p>
@@ -1912,7 +2078,7 @@
         </w:tc>
         <w:tc>
           <w:tcPr>
-            <w:tcW w:type="dxa" w:w="2340"/>
+            <w:tcW w:type="dxa" w:w="1872"/>
             <w:shd w:fill="F0F0F0"/>
           </w:tcPr>
           <w:p>
@@ -1932,7 +2098,7 @@
         </w:tc>
         <w:tc>
           <w:tcPr>
-            <w:tcW w:type="dxa" w:w="2340"/>
+            <w:tcW w:type="dxa" w:w="1872"/>
             <w:shd w:fill="F0F0F0"/>
           </w:tcPr>
           <w:p>
@@ -1952,7 +2118,7 @@
         </w:tc>
         <w:tc>
           <w:tcPr>
-            <w:tcW w:type="dxa" w:w="2340"/>
+            <w:tcW w:type="dxa" w:w="1872"/>
             <w:shd w:fill="F0F0F0"/>
           </w:tcPr>
           <w:p>
@@ -1970,11 +2136,31 @@
             </w:r>
           </w:p>
         </w:tc>
+        <w:tc>
+          <w:tcPr>
+            <w:tcW w:type="dxa" w:w="1872"/>
+            <w:shd w:fill="F0F0F0"/>
+          </w:tcPr>
+          <w:p>
+            <w:pPr>
+              <w:spacing w:before="30" w:after="30"/>
+            </w:pPr>
+            <w:r>
+              <w:rPr>
+                <w:rFonts w:ascii="Public Sans" w:hAnsi="Public Sans"/>
+                <w:b/>
+                <w:color w:val="1B1B1B"/>
+                <w:sz w:val="21"/>
+              </w:rPr>
+              <w:t>Objection and response</w:t>
+            </w:r>
+          </w:p>
+        </w:tc>
       </w:tr>
       <w:tr>
         <w:tc>
           <w:tcPr>
-            <w:tcW w:type="dxa" w:w="2340"/>
+            <w:tcW w:type="dxa" w:w="1872"/>
           </w:tcPr>
           <w:p>
             <w:pPr>
@@ -1991,7 +2177,7 @@
         </w:tc>
         <w:tc>
           <w:tcPr>
-            <w:tcW w:type="dxa" w:w="2340"/>
+            <w:tcW w:type="dxa" w:w="1872"/>
           </w:tcPr>
           <w:p>
             <w:pPr>
@@ -2008,7 +2194,7 @@
         </w:tc>
         <w:tc>
           <w:tcPr>
-            <w:tcW w:type="dxa" w:w="2340"/>
+            <w:tcW w:type="dxa" w:w="1872"/>
           </w:tcPr>
           <w:p>
             <w:pPr>
@@ -2025,7 +2211,24 @@
         </w:tc>
         <w:tc>
           <w:tcPr>
-            <w:tcW w:type="dxa" w:w="2340"/>
+            <w:tcW w:type="dxa" w:w="1872"/>
+          </w:tcPr>
+          <w:p>
+            <w:pPr>
+              <w:spacing w:before="30" w:after="30"/>
+            </w:pPr>
+            <w:r>
+              <w:rPr>
+                <w:rFonts w:ascii="Public Sans" w:hAnsi="Public Sans"/>
+                <w:b w:val="0"/>
+                <w:sz w:val="21"/>
+              </w:rPr>
+            </w:r>
+          </w:p>
+        </w:tc>
+        <w:tc>
+          <w:tcPr>
+            <w:tcW w:type="dxa" w:w="1872"/>
           </w:tcPr>
           <w:p>
             <w:pPr>
@@ -2738,7 +2941,22 @@
           <w:color w:val="1B1B1B"/>
           <w:sz w:val="17"/>
         </w:rPr>
-        <w:t>Contingencies:     if the room stalls / splits / runs long</w:t>
+        <w:t>Contingencies:     if the room stalls / splits into two camps / can't decide</w:t>
+      </w:r>
+    </w:p>
+    <w:p>
+      <w:pPr>
+        <w:spacing w:before="0" w:after="0"/>
+        <w:ind w:left="216"/>
+        <w:shd w:val="clear" w:fill="F0F0F0"/>
+      </w:pPr>
+      <w:r>
+        <w:rPr>
+          <w:rFonts w:ascii="Roboto Mono" w:hAnsi="Roboto Mono"/>
+          <w:color w:val="1B1B1B"/>
+          <w:sz w:val="17"/>
+        </w:rPr>
+        <w:t xml:space="preserve">                   (defer, with an owner and a date)</w:t>
       </w:r>
     </w:p>
     <w:p>
@@ -2760,6 +2978,26 @@
       <w:pPr>
         <w:spacing w:after="40"/>
       </w:pPr>
+    </w:p>
+    <w:p>
+      <w:pPr>
+        <w:spacing w:before="60" w:after="100"/>
+      </w:pPr>
+      <w:r>
+        <w:rPr>
+          <w:rFonts w:ascii="Public Sans" w:hAnsi="Public Sans"/>
+          <w:b/>
+          <w:color w:val="1B1B1B"/>
+        </w:rPr>
+        <w:t>Cut first if time runs short:</w:t>
+      </w:r>
+      <w:r>
+        <w:rPr>
+          <w:rFonts w:ascii="Public Sans" w:hAnsi="Public Sans"/>
+          <w:color w:val="1B1B1B"/>
+        </w:rPr>
+        <w:t xml:space="preserve"> [block]. Never the decide block or the read-back.</w:t>
+      </w:r>
     </w:p>
     <w:p>
       <w:pPr>

--- a/templates/docx/12-workshop-plan.docx
+++ b/templates/docx/12-workshop-plan.docx
@@ -10,7 +10,7 @@
         <w:rPr>
           <w:rFonts w:ascii="Public Sans" w:hAnsi="Public Sans"/>
           <w:b/>
-          <w:color w:val="005EA2"/>
+          <w:color w:val="002436"/>
           <w:sz w:val="56"/>
         </w:rPr>
         <w:t>Workshop plan</w:t>
@@ -20,14 +20,14 @@
       <w:pPr>
         <w:spacing w:after="120"/>
         <w:pBdr>
-          <w:bottom w:val="single" w:sz="8" w:space="6" w:color="005EA2"/>
+          <w:bottom w:val="single" w:sz="8" w:space="6" w:color="002436"/>
         </w:pBdr>
       </w:pPr>
       <w:r>
         <w:rPr>
           <w:rFonts w:ascii="Public Sans" w:hAnsi="Public Sans"/>
           <w:b/>
-          <w:color w:val="565C65"/>
+          <w:color w:val="00537E"/>
           <w:sz w:val="32"/>
         </w:rPr>
         <w:t>Template</w:t>
@@ -40,21 +40,21 @@
       <w:r>
         <w:rPr>
           <w:rFonts w:ascii="Public Sans" w:hAnsi="Public Sans"/>
-          <w:color w:val="1B1B1B"/>
+          <w:color w:val="1F2A30"/>
         </w:rPr>
         <w:t xml:space="preserve">The same eight pieces Dr. Morgan drafts in </w:t>
       </w:r>
       <w:r>
         <w:rPr>
           <w:rFonts w:ascii="Roboto Mono" w:hAnsi="Roboto Mono"/>
-          <w:color w:val="1B1B1B"/>
+          <w:color w:val="1F2A30"/>
         </w:rPr>
         <w:t>workshop_design.md</w:t>
       </w:r>
       <w:r>
         <w:rPr>
           <w:rFonts w:ascii="Public Sans" w:hAnsi="Public Sans"/>
-          <w:color w:val="1B1B1B"/>
+          <w:color w:val="1F2A30"/>
         </w:rPr>
         <w:t xml:space="preserve"> (Scenario F), for a workshop with Engineering, Product, and UX Design partners. </w:t>
       </w:r>
@@ -62,42 +62,42 @@
         <w:rPr>
           <w:rFonts w:ascii="Public Sans" w:hAnsi="Public Sans"/>
           <w:b/>
-          <w:color w:val="1B1B1B"/>
+          <w:color w:val="1F2A30"/>
         </w:rPr>
         <w:t>Start with the core three</w:t>
       </w:r>
       <w:r>
         <w:rPr>
           <w:rFonts w:ascii="Public Sans" w:hAnsi="Public Sans"/>
-          <w:color w:val="1B1B1B"/>
+          <w:color w:val="1F2A30"/>
         </w:rPr>
         <w:t xml:space="preserve"> (1, 2, and 3) and add the others when they earn their place. The Definition of Done is §4.11 of </w:t>
       </w:r>
       <w:r>
         <w:rPr>
           <w:rFonts w:ascii="Roboto Mono" w:hAnsi="Roboto Mono"/>
-          <w:color w:val="1B1B1B"/>
+          <w:color w:val="1F2A30"/>
         </w:rPr>
         <w:t>EVALUATION-LOOP.md</w:t>
       </w:r>
       <w:r>
         <w:rPr>
           <w:rFonts w:ascii="Public Sans" w:hAnsi="Public Sans"/>
-          <w:color w:val="1B1B1B"/>
+          <w:color w:val="1F2A30"/>
         </w:rPr>
         <w:t xml:space="preserve">, and </w:t>
       </w:r>
       <w:r>
         <w:rPr>
           <w:rFonts w:ascii="Roboto Mono" w:hAnsi="Roboto Mono"/>
-          <w:color w:val="1B1B1B"/>
+          <w:color w:val="1F2A30"/>
         </w:rPr>
         <w:t>research-workshop-checker</w:t>
       </w:r>
       <w:r>
         <w:rPr>
           <w:rFonts w:ascii="Public Sans" w:hAnsi="Public Sans"/>
-          <w:color w:val="1B1B1B"/>
+          <w:color w:val="1F2A30"/>
         </w:rPr>
         <w:t xml:space="preserve"> can score a plan you wrote by hand at any time.</w:t>
       </w:r>
@@ -109,7 +109,7 @@
       <w:r>
         <w:rPr>
           <w:rFonts w:ascii="Public Sans" w:hAnsi="Public Sans"/>
-          <w:color w:val="1B1B1B"/>
+          <w:color w:val="1F2A30"/>
         </w:rPr>
         <w:t xml:space="preserve">Two rules before you start. </w:t>
       </w:r>
@@ -117,14 +117,14 @@
         <w:rPr>
           <w:rFonts w:ascii="Public Sans" w:hAnsi="Public Sans"/>
           <w:b/>
-          <w:color w:val="1B1B1B"/>
+          <w:color w:val="1F2A30"/>
         </w:rPr>
         <w:t>Workshop output is the team's knowledge and beliefs, not research findings:</w:t>
       </w:r>
       <w:r>
         <w:rPr>
           <w:rFonts w:ascii="Public Sans" w:hAnsi="Public Sans"/>
-          <w:color w:val="1B1B1B"/>
+          <w:color w:val="1F2A30"/>
         </w:rPr>
         <w:t xml:space="preserve"> label everything, and never write a dot vote up as user need. </w:t>
       </w:r>
@@ -132,14 +132,14 @@
         <w:rPr>
           <w:rFonts w:ascii="Public Sans" w:hAnsi="Public Sans"/>
           <w:b/>
-          <w:color w:val="1B1B1B"/>
+          <w:color w:val="1F2A30"/>
         </w:rPr>
         <w:t>And decide first whether a workshop is the right tool:</w:t>
       </w:r>
       <w:r>
         <w:rPr>
           <w:rFonts w:ascii="Public Sans" w:hAnsi="Public Sans"/>
-          <w:color w:val="1B1B1B"/>
+          <w:color w:val="1F2A30"/>
         </w:rPr>
         <w:t xml:space="preserve"> an async review, a 45-minute decision meeting, or a study is often lighter and better.</w:t>
       </w:r>
@@ -151,63 +151,63 @@
       <w:r>
         <w:rPr>
           <w:rFonts w:ascii="Public Sans" w:hAnsi="Public Sans"/>
-          <w:color w:val="1B1B1B"/>
+          <w:color w:val="1F2A30"/>
         </w:rPr>
         <w:t xml:space="preserve">Evidence labels used throughout: </w:t>
       </w:r>
       <w:r>
         <w:rPr>
           <w:rFonts w:ascii="Roboto Mono" w:hAnsi="Roboto Mono"/>
-          <w:color w:val="1B1B1B"/>
+          <w:color w:val="1F2A30"/>
         </w:rPr>
         <w:t>[evidence]</w:t>
       </w:r>
       <w:r>
         <w:rPr>
           <w:rFonts w:ascii="Public Sans" w:hAnsi="Public Sans"/>
-          <w:color w:val="1B1B1B"/>
+          <w:color w:val="1F2A30"/>
         </w:rPr>
         <w:t xml:space="preserve"> (traces to research you can name), </w:t>
       </w:r>
       <w:r>
         <w:rPr>
           <w:rFonts w:ascii="Roboto Mono" w:hAnsi="Roboto Mono"/>
-          <w:color w:val="1B1B1B"/>
+          <w:color w:val="1F2A30"/>
         </w:rPr>
         <w:t>[team knowledge: source]</w:t>
       </w:r>
       <w:r>
         <w:rPr>
           <w:rFonts w:ascii="Public Sans" w:hAnsi="Public Sans"/>
-          <w:color w:val="1B1B1B"/>
+          <w:color w:val="1F2A30"/>
         </w:rPr>
         <w:t xml:space="preserve"> (a partner's firsthand knowledge), </w:t>
       </w:r>
       <w:r>
         <w:rPr>
           <w:rFonts w:ascii="Roboto Mono" w:hAnsi="Roboto Mono"/>
-          <w:color w:val="1B1B1B"/>
+          <w:color w:val="1F2A30"/>
         </w:rPr>
         <w:t>[assumption]</w:t>
       </w:r>
       <w:r>
         <w:rPr>
           <w:rFonts w:ascii="Public Sans" w:hAnsi="Public Sans"/>
-          <w:color w:val="1B1B1B"/>
+          <w:color w:val="1F2A30"/>
         </w:rPr>
         <w:t xml:space="preserve"> (believed, not tested; also fine for a candidate until it maps to evidence), </w:t>
       </w:r>
       <w:r>
         <w:rPr>
           <w:rFonts w:ascii="Roboto Mono" w:hAnsi="Roboto Mono"/>
-          <w:color w:val="1B1B1B"/>
+          <w:color w:val="1F2A30"/>
         </w:rPr>
         <w:t>[decision]</w:t>
       </w:r>
       <w:r>
         <w:rPr>
           <w:rFonts w:ascii="Public Sans" w:hAnsi="Public Sans"/>
-          <w:color w:val="1B1B1B"/>
+          <w:color w:val="1F2A30"/>
         </w:rPr>
         <w:t xml:space="preserve"> (agreed, with an owner and a date). Candidate solutions (a backlog, a prototype, a competitor's design) are labeled as candidates.</w:t>
       </w:r>
@@ -221,7 +221,7 @@
       <w:r>
         <w:rPr>
           <w:rFonts w:ascii="Public Sans" w:hAnsi="Public Sans"/>
-          <w:color w:val="005EA2"/>
+          <w:color w:val="002436"/>
         </w:rPr>
         <w:t>1. Workshop brief</w:t>
       </w:r>
@@ -233,7 +233,7 @@
       <w:r>
         <w:rPr>
           <w:rFonts w:ascii="Public Sans" w:hAnsi="Public Sans"/>
-          <w:color w:val="1B1B1B"/>
+          <w:color w:val="1F2A30"/>
         </w:rPr>
         <w:t>One page, written before anything else.</w:t>
       </w:r>
@@ -242,12 +242,12 @@
       <w:pPr>
         <w:spacing w:before="0" w:after="0"/>
         <w:ind w:left="216"/>
-        <w:shd w:val="clear" w:fill="F0F0F0"/>
+        <w:shd w:val="clear" w:fill="F0F3F4"/>
       </w:pPr>
       <w:r>
         <w:rPr>
           <w:rFonts w:ascii="Roboto Mono" w:hAnsi="Roboto Mono"/>
-          <w:color w:val="1B1B1B"/>
+          <w:color w:val="1F2A30"/>
           <w:sz w:val="17"/>
         </w:rPr>
         <w:t>[Workshop name] — Workshop brief</w:t>
@@ -257,12 +257,12 @@
       <w:pPr>
         <w:spacing w:before="0" w:after="0"/>
         <w:ind w:left="216"/>
-        <w:shd w:val="clear" w:fill="F0F0F0"/>
+        <w:shd w:val="clear" w:fill="F0F3F4"/>
       </w:pPr>
       <w:r>
         <w:rPr>
           <w:rFonts w:ascii="Roboto Mono" w:hAnsi="Roboto Mono"/>
-          <w:color w:val="1B1B1B"/>
+          <w:color w:val="1F2A30"/>
           <w:sz w:val="17"/>
         </w:rPr>
         <w:t xml:space="preserve"> </w:t>
@@ -272,12 +272,12 @@
       <w:pPr>
         <w:spacing w:before="0" w:after="0"/>
         <w:ind w:left="216"/>
-        <w:shd w:val="clear" w:fill="F0F0F0"/>
+        <w:shd w:val="clear" w:fill="F0F3F4"/>
       </w:pPr>
       <w:r>
         <w:rPr>
           <w:rFonts w:ascii="Roboto Mono" w:hAnsi="Roboto Mono"/>
-          <w:color w:val="1B1B1B"/>
+          <w:color w:val="1F2A30"/>
           <w:sz w:val="17"/>
         </w:rPr>
         <w:t>Decision it serves:     [the decision] · Owner: [name] · By: YYYY-MM-DD</w:t>
@@ -287,12 +287,12 @@
       <w:pPr>
         <w:spacing w:before="0" w:after="0"/>
         <w:ind w:left="216"/>
-        <w:shd w:val="clear" w:fill="F0F0F0"/>
+        <w:shd w:val="clear" w:fill="F0F3F4"/>
       </w:pPr>
       <w:r>
         <w:rPr>
           <w:rFonts w:ascii="Roboto Mono" w:hAnsi="Roboto Mono"/>
-          <w:color w:val="1B1B1B"/>
+          <w:color w:val="1F2A30"/>
           <w:sz w:val="17"/>
         </w:rPr>
         <w:t>Workshop type(s):       [at most two, e.g. findings-to-action, then</w:t>
@@ -302,12 +302,12 @@
       <w:pPr>
         <w:spacing w:before="0" w:after="0"/>
         <w:ind w:left="216"/>
-        <w:shd w:val="clear" w:fill="F0F0F0"/>
+        <w:shd w:val="clear" w:fill="F0F3F4"/>
       </w:pPr>
       <w:r>
         <w:rPr>
           <w:rFonts w:ascii="Roboto Mono" w:hAnsi="Roboto Mono"/>
-          <w:color w:val="1B1B1B"/>
+          <w:color w:val="1F2A30"/>
           <w:sz w:val="17"/>
         </w:rPr>
         <w:t xml:space="preserve">                         prioritization]</w:t>
@@ -317,12 +317,12 @@
       <w:pPr>
         <w:spacing w:before="0" w:after="0"/>
         <w:ind w:left="216"/>
-        <w:shd w:val="clear" w:fill="F0F0F0"/>
+        <w:shd w:val="clear" w:fill="F0F3F4"/>
       </w:pPr>
       <w:r>
         <w:rPr>
           <w:rFonts w:ascii="Roboto Mono" w:hAnsi="Roboto Mono"/>
-          <w:color w:val="1B1B1B"/>
+          <w:color w:val="1F2A30"/>
           <w:sz w:val="17"/>
         </w:rPr>
         <w:t>Outcomes:               Things that will exist at the end. Not "alignment."</w:t>
@@ -332,12 +332,12 @@
       <w:pPr>
         <w:spacing w:before="0" w:after="0"/>
         <w:ind w:left="216"/>
-        <w:shd w:val="clear" w:fill="F0F0F0"/>
+        <w:shd w:val="clear" w:fill="F0F3F4"/>
       </w:pPr>
       <w:r>
         <w:rPr>
           <w:rFonts w:ascii="Roboto Mono" w:hAnsi="Roboto Mono"/>
-          <w:color w:val="1B1B1B"/>
+          <w:color w:val="1F2A30"/>
           <w:sz w:val="17"/>
         </w:rPr>
         <w:t xml:space="preserve">  1. [artifact / decision / commitment]</w:t>
@@ -347,12 +347,12 @@
       <w:pPr>
         <w:spacing w:before="0" w:after="0"/>
         <w:ind w:left="216"/>
-        <w:shd w:val="clear" w:fill="F0F0F0"/>
+        <w:shd w:val="clear" w:fill="F0F3F4"/>
       </w:pPr>
       <w:r>
         <w:rPr>
           <w:rFonts w:ascii="Roboto Mono" w:hAnsi="Roboto Mono"/>
-          <w:color w:val="1B1B1B"/>
+          <w:color w:val="1F2A30"/>
           <w:sz w:val="17"/>
         </w:rPr>
         <w:t xml:space="preserve">  2.</w:t>
@@ -362,12 +362,12 @@
       <w:pPr>
         <w:spacing w:before="0" w:after="0"/>
         <w:ind w:left="216"/>
-        <w:shd w:val="clear" w:fill="F0F0F0"/>
+        <w:shd w:val="clear" w:fill="F0F3F4"/>
       </w:pPr>
       <w:r>
         <w:rPr>
           <w:rFonts w:ascii="Roboto Mono" w:hAnsi="Roboto Mono"/>
-          <w:color w:val="1B1B1B"/>
+          <w:color w:val="1F2A30"/>
           <w:sz w:val="17"/>
         </w:rPr>
         <w:t>How we'll know it worked:</w:t>
@@ -377,12 +377,12 @@
       <w:pPr>
         <w:spacing w:before="0" w:after="0"/>
         <w:ind w:left="216"/>
-        <w:shd w:val="clear" w:fill="F0F0F0"/>
+        <w:shd w:val="clear" w:fill="F0F3F4"/>
       </w:pPr>
       <w:r>
         <w:rPr>
           <w:rFonts w:ascii="Roboto Mono" w:hAnsi="Roboto Mono"/>
-          <w:color w:val="1B1B1B"/>
+          <w:color w:val="1F2A30"/>
           <w:sz w:val="17"/>
         </w:rPr>
         <w:t xml:space="preserve">  At the close:         [e.g. each person writes down what was decided and</w:t>
@@ -392,12 +392,12 @@
       <w:pPr>
         <w:spacing w:before="0" w:after="0"/>
         <w:ind w:left="216"/>
-        <w:shd w:val="clear" w:fill="F0F0F0"/>
+        <w:shd w:val="clear" w:fill="F0F3F4"/>
       </w:pPr>
       <w:r>
         <w:rPr>
           <w:rFonts w:ascii="Roboto Mono" w:hAnsi="Roboto Mono"/>
-          <w:color w:val="1B1B1B"/>
+          <w:color w:val="1F2A30"/>
           <w:sz w:val="17"/>
         </w:rPr>
         <w:t xml:space="preserve">                         who owns it, alone, and the answers match]</w:t>
@@ -407,12 +407,12 @@
       <w:pPr>
         <w:spacing w:before="0" w:after="0"/>
         <w:ind w:left="216"/>
-        <w:shd w:val="clear" w:fill="F0F0F0"/>
+        <w:shd w:val="clear" w:fill="F0F3F4"/>
       </w:pPr>
       <w:r>
         <w:rPr>
           <w:rFonts w:ascii="Roboto Mono" w:hAnsi="Roboto Mono"/>
-          <w:color w:val="1B1B1B"/>
+          <w:color w:val="1F2A30"/>
           <w:sz w:val="17"/>
         </w:rPr>
         <w:t xml:space="preserve">  At 30 days (date):    [e.g. actions done of actions assigned; what happened</w:t>
@@ -422,12 +422,12 @@
       <w:pPr>
         <w:spacing w:before="0" w:after="0"/>
         <w:ind w:left="216"/>
-        <w:shd w:val="clear" w:fill="F0F0F0"/>
+        <w:shd w:val="clear" w:fill="F0F3F4"/>
       </w:pPr>
       <w:r>
         <w:rPr>
           <w:rFonts w:ascii="Roboto Mono" w:hAnsi="Roboto Mono"/>
-          <w:color w:val="1B1B1B"/>
+          <w:color w:val="1F2A30"/>
           <w:sz w:val="17"/>
         </w:rPr>
         <w:t xml:space="preserve">                         to each decision]</w:t>
@@ -437,12 +437,12 @@
       <w:pPr>
         <w:spacing w:before="0" w:after="0"/>
         <w:ind w:left="216"/>
-        <w:shd w:val="clear" w:fill="F0F0F0"/>
+        <w:shd w:val="clear" w:fill="F0F3F4"/>
       </w:pPr>
       <w:r>
         <w:rPr>
           <w:rFonts w:ascii="Roboto Mono" w:hAnsi="Roboto Mono"/>
-          <w:color w:val="1B1B1B"/>
+          <w:color w:val="1F2A30"/>
           <w:sz w:val="17"/>
         </w:rPr>
         <w:t>Non-goals:              What this session will not try to do.</w:t>
@@ -452,12 +452,12 @@
       <w:pPr>
         <w:spacing w:before="0" w:after="0"/>
         <w:ind w:left="216"/>
-        <w:shd w:val="clear" w:fill="F0F0F0"/>
+        <w:shd w:val="clear" w:fill="F0F3F4"/>
       </w:pPr>
       <w:r>
         <w:rPr>
           <w:rFonts w:ascii="Roboto Mono" w:hAnsi="Roboto Mono"/>
-          <w:color w:val="1B1B1B"/>
+          <w:color w:val="1F2A30"/>
           <w:sz w:val="17"/>
         </w:rPr>
         <w:t>Why a workshop:         Why this beats an async review, a decision meeting,</w:t>
@@ -467,12 +467,12 @@
       <w:pPr>
         <w:spacing w:before="0" w:after="0"/>
         <w:ind w:left="216"/>
-        <w:shd w:val="clear" w:fill="F0F0F0"/>
+        <w:shd w:val="clear" w:fill="F0F3F4"/>
       </w:pPr>
       <w:r>
         <w:rPr>
           <w:rFonts w:ascii="Roboto Mono" w:hAnsi="Roboto Mono"/>
-          <w:color w:val="1B1B1B"/>
+          <w:color w:val="1F2A30"/>
           <w:sz w:val="17"/>
         </w:rPr>
         <w:t xml:space="preserve">                         1:1s, or a study.</w:t>
@@ -482,12 +482,12 @@
       <w:pPr>
         <w:spacing w:before="0" w:after="0"/>
         <w:ind w:left="216"/>
-        <w:shd w:val="clear" w:fill="F0F0F0"/>
+        <w:shd w:val="clear" w:fill="F0F3F4"/>
       </w:pPr>
       <w:r>
         <w:rPr>
           <w:rFonts w:ascii="Roboto Mono" w:hAnsi="Roboto Mono"/>
-          <w:color w:val="1B1B1B"/>
+          <w:color w:val="1F2A30"/>
           <w:sz w:val="17"/>
         </w:rPr>
         <w:t>Reversibility:          [hard to reverse: why, and the sign-offs that follows]</w:t>
@@ -497,12 +497,12 @@
       <w:pPr>
         <w:spacing w:before="0" w:after="0"/>
         <w:ind w:left="216"/>
-        <w:shd w:val="clear" w:fill="F0F0F0"/>
+        <w:shd w:val="clear" w:fill="F0F3F4"/>
       </w:pPr>
       <w:r>
         <w:rPr>
           <w:rFonts w:ascii="Roboto Mono" w:hAnsi="Roboto Mono"/>
-          <w:color w:val="1B1B1B"/>
+          <w:color w:val="1F2A30"/>
           <w:sz w:val="17"/>
         </w:rPr>
         <w:t xml:space="preserve">                         or [reversible: review date, what would reverse it]</w:t>
@@ -512,12 +512,12 @@
       <w:pPr>
         <w:spacing w:before="0" w:after="0"/>
         <w:ind w:left="216"/>
-        <w:shd w:val="clear" w:fill="F0F0F0"/>
+        <w:shd w:val="clear" w:fill="F0F3F4"/>
       </w:pPr>
       <w:r>
         <w:rPr>
           <w:rFonts w:ascii="Roboto Mono" w:hAnsi="Roboto Mono"/>
-          <w:color w:val="1B1B1B"/>
+          <w:color w:val="1F2A30"/>
           <w:sz w:val="17"/>
         </w:rPr>
         <w:t>Attendees:              Role · decision rights · location and time zone</w:t>
@@ -527,12 +527,12 @@
       <w:pPr>
         <w:spacing w:before="0" w:after="0"/>
         <w:ind w:left="216"/>
-        <w:shd w:val="clear" w:fill="F0F0F0"/>
+        <w:shd w:val="clear" w:fill="F0F3F4"/>
       </w:pPr>
       <w:r>
         <w:rPr>
           <w:rFonts w:ascii="Roboto Mono" w:hAnsi="Roboto Mono"/>
-          <w:color w:val="1B1B1B"/>
+          <w:color w:val="1F2A30"/>
           <w:sz w:val="17"/>
         </w:rPr>
         <w:t xml:space="preserve">  [name]                [role] · [decides / signs off / input]</w:t>
@@ -542,12 +542,12 @@
       <w:pPr>
         <w:spacing w:before="0" w:after="0"/>
         <w:ind w:left="216"/>
-        <w:shd w:val="clear" w:fill="F0F0F0"/>
+        <w:shd w:val="clear" w:fill="F0F3F4"/>
       </w:pPr>
       <w:r>
         <w:rPr>
           <w:rFonts w:ascii="Roboto Mono" w:hAnsi="Roboto Mono"/>
-          <w:color w:val="1B1B1B"/>
+          <w:color w:val="1F2A30"/>
           <w:sz w:val="17"/>
         </w:rPr>
         <w:t>Consulted afterwards:   [names, including anyone whose sign-off is needed]</w:t>
@@ -557,12 +557,12 @@
       <w:pPr>
         <w:spacing w:before="0" w:after="0"/>
         <w:ind w:left="216"/>
-        <w:shd w:val="clear" w:fill="F0F0F0"/>
+        <w:shd w:val="clear" w:fill="F0F3F4"/>
       </w:pPr>
       <w:r>
         <w:rPr>
           <w:rFonts w:ascii="Roboto Mono" w:hAnsi="Roboto Mono"/>
-          <w:color w:val="1B1B1B"/>
+          <w:color w:val="1F2A30"/>
           <w:sz w:val="17"/>
         </w:rPr>
         <w:t>Sign-offs needed:       [function, person, status: in the room / before /</w:t>
@@ -572,12 +572,12 @@
       <w:pPr>
         <w:spacing w:before="0" w:after="0"/>
         <w:ind w:left="216"/>
-        <w:shd w:val="clear" w:fill="F0F0F0"/>
+        <w:shd w:val="clear" w:fill="F0F3F4"/>
       </w:pPr>
       <w:r>
         <w:rPr>
           <w:rFonts w:ascii="Roboto Mono" w:hAnsi="Roboto Mono"/>
-          <w:color w:val="1B1B1B"/>
+          <w:color w:val="1F2A30"/>
           <w:sz w:val="17"/>
         </w:rPr>
         <w:t xml:space="preserve">                         after by date / "decided pending review"]</w:t>
@@ -587,12 +587,12 @@
       <w:pPr>
         <w:spacing w:before="0" w:after="0"/>
         <w:ind w:left="216"/>
-        <w:shd w:val="clear" w:fill="F0F0F0"/>
+        <w:shd w:val="clear" w:fill="F0F3F4"/>
       </w:pPr>
       <w:r>
         <w:rPr>
           <w:rFonts w:ascii="Roboto Mono" w:hAnsi="Roboto Mono"/>
-          <w:color w:val="1B1B1B"/>
+          <w:color w:val="1F2A30"/>
           <w:sz w:val="17"/>
         </w:rPr>
         <w:t>Owner attendance:       [throughout] or [criteria and rule agreed by YYYY-MM-DD]</w:t>
@@ -602,12 +602,12 @@
       <w:pPr>
         <w:spacing w:before="0" w:after="0"/>
         <w:ind w:left="216"/>
-        <w:shd w:val="clear" w:fill="F0F0F0"/>
+        <w:shd w:val="clear" w:fill="F0F3F4"/>
       </w:pPr>
       <w:r>
         <w:rPr>
           <w:rFonts w:ascii="Roboto Mono" w:hAnsi="Roboto Mono"/>
-          <w:color w:val="1B1B1B"/>
+          <w:color w:val="1F2A30"/>
           <w:sz w:val="17"/>
         </w:rPr>
         <w:t>Roles:                  Facilitator [name] · co-facilitator [name] ·</w:t>
@@ -617,12 +617,12 @@
       <w:pPr>
         <w:spacing w:before="0" w:after="0"/>
         <w:ind w:left="216"/>
-        <w:shd w:val="clear" w:fill="F0F0F0"/>
+        <w:shd w:val="clear" w:fill="F0F3F4"/>
       </w:pPr>
       <w:r>
         <w:rPr>
           <w:rFonts w:ascii="Roboto Mono" w:hAnsi="Roboto Mono"/>
-          <w:color w:val="1B1B1B"/>
+          <w:color w:val="1F2A30"/>
           <w:sz w:val="17"/>
         </w:rPr>
         <w:t xml:space="preserve">                         capturer [name] · timekeeper [name]</w:t>
@@ -632,12 +632,12 @@
       <w:pPr>
         <w:spacing w:before="0" w:after="0"/>
         <w:ind w:left="216"/>
-        <w:shd w:val="clear" w:fill="F0F0F0"/>
+        <w:shd w:val="clear" w:fill="F0F3F4"/>
       </w:pPr>
       <w:r>
         <w:rPr>
           <w:rFonts w:ascii="Roboto Mono" w:hAnsi="Roboto Mono"/>
-          <w:color w:val="1B1B1B"/>
+          <w:color w:val="1F2A30"/>
           <w:sz w:val="17"/>
         </w:rPr>
         <w:t>Inputs:                 Each with its label.</w:t>
@@ -647,12 +647,12 @@
       <w:pPr>
         <w:spacing w:before="0" w:after="0"/>
         <w:ind w:left="216"/>
-        <w:shd w:val="clear" w:fill="F0F0F0"/>
+        <w:shd w:val="clear" w:fill="F0F3F4"/>
       </w:pPr>
       <w:r>
         <w:rPr>
           <w:rFonts w:ascii="Roboto Mono" w:hAnsi="Roboto Mono"/>
-          <w:color w:val="1B1B1B"/>
+          <w:color w:val="1F2A30"/>
           <w:sz w:val="17"/>
         </w:rPr>
         <w:t xml:space="preserve">  [input]               [evidence] / [team knowledge: source] / [assumption]</w:t>
@@ -662,12 +662,12 @@
       <w:pPr>
         <w:spacing w:before="0" w:after="0"/>
         <w:ind w:left="216"/>
-        <w:shd w:val="clear" w:fill="F0F0F0"/>
+        <w:shd w:val="clear" w:fill="F0F3F4"/>
       </w:pPr>
       <w:r>
         <w:rPr>
           <w:rFonts w:ascii="Roboto Mono" w:hAnsi="Roboto Mono"/>
-          <w:color w:val="1B1B1B"/>
+          <w:color w:val="1F2A30"/>
           <w:sz w:val="17"/>
         </w:rPr>
         <w:t xml:space="preserve">  What the evidence covers: [personas, how many people, what scale]</w:t>
@@ -677,12 +677,12 @@
       <w:pPr>
         <w:spacing w:before="0" w:after="0"/>
         <w:ind w:left="216"/>
-        <w:shd w:val="clear" w:fill="F0F0F0"/>
+        <w:shd w:val="clear" w:fill="F0F3F4"/>
       </w:pPr>
       <w:r>
         <w:rPr>
           <w:rFonts w:ascii="Roboto Mono" w:hAnsi="Roboto Mono"/>
-          <w:color w:val="1B1B1B"/>
+          <w:color w:val="1F2A30"/>
           <w:sz w:val="17"/>
         </w:rPr>
         <w:t xml:space="preserve">  What cuts against the favored option: [findings, so they come in too]</w:t>
@@ -692,12 +692,12 @@
       <w:pPr>
         <w:spacing w:before="0" w:after="0"/>
         <w:ind w:left="216"/>
-        <w:shd w:val="clear" w:fill="F0F0F0"/>
+        <w:shd w:val="clear" w:fill="F0F3F4"/>
       </w:pPr>
       <w:r>
         <w:rPr>
           <w:rFonts w:ascii="Roboto Mono" w:hAnsi="Roboto Mono"/>
-          <w:color w:val="1B1B1B"/>
+          <w:color w:val="1F2A30"/>
           <w:sz w:val="17"/>
         </w:rPr>
         <w:t>Format, length, tool:   [in person / remote / hybrid] · [length] · [board]</w:t>
@@ -707,12 +707,12 @@
       <w:pPr>
         <w:spacing w:before="0" w:after="0"/>
         <w:ind w:left="216"/>
-        <w:shd w:val="clear" w:fill="F0F0F0"/>
+        <w:shd w:val="clear" w:fill="F0F3F4"/>
       </w:pPr>
       <w:r>
         <w:rPr>
           <w:rFonts w:ascii="Roboto Mono" w:hAnsi="Roboto Mono"/>
-          <w:color w:val="1B1B1B"/>
+          <w:color w:val="1F2A30"/>
           <w:sz w:val="17"/>
         </w:rPr>
         <w:t>Criteria and weights:   Each criterion, its weight, and its scale (best and</w:t>
@@ -722,12 +722,12 @@
       <w:pPr>
         <w:spacing w:before="0" w:after="0"/>
         <w:ind w:left="216"/>
-        <w:shd w:val="clear" w:fill="F0F0F0"/>
+        <w:shd w:val="clear" w:fill="F0F3F4"/>
       </w:pPr>
       <w:r>
         <w:rPr>
           <w:rFonts w:ascii="Roboto Mono" w:hAnsi="Roboto Mono"/>
-          <w:color w:val="1B1B1B"/>
+          <w:color w:val="1F2A30"/>
           <w:sz w:val="17"/>
         </w:rPr>
         <w:t xml:space="preserve">                         worst plausible value)</w:t>
@@ -737,12 +737,12 @@
       <w:pPr>
         <w:spacing w:before="0" w:after="0"/>
         <w:ind w:left="216"/>
-        <w:shd w:val="clear" w:fill="F0F0F0"/>
+        <w:shd w:val="clear" w:fill="F0F3F4"/>
       </w:pPr>
       <w:r>
         <w:rPr>
           <w:rFonts w:ascii="Roboto Mono" w:hAnsi="Roboto Mono"/>
-          <w:color w:val="1B1B1B"/>
+          <w:color w:val="1F2A30"/>
           <w:sz w:val="17"/>
         </w:rPr>
         <w:t>Decision rule:          Who decides, how, and whether the room's scores are a</w:t>
@@ -752,12 +752,12 @@
       <w:pPr>
         <w:spacing w:before="0" w:after="0"/>
         <w:ind w:left="216"/>
-        <w:shd w:val="clear" w:fill="F0F0F0"/>
+        <w:shd w:val="clear" w:fill="F0F3F4"/>
       </w:pPr>
       <w:r>
         <w:rPr>
           <w:rFonts w:ascii="Roboto Mono" w:hAnsi="Roboto Mono"/>
-          <w:color w:val="1B1B1B"/>
+          <w:color w:val="1F2A30"/>
           <w:sz w:val="17"/>
         </w:rPr>
         <w:t xml:space="preserve">                         vote or advice to the owner.</w:t>
@@ -767,12 +767,12 @@
       <w:pPr>
         <w:spacing w:before="0" w:after="0"/>
         <w:ind w:left="216"/>
-        <w:shd w:val="clear" w:fill="F0F0F0"/>
+        <w:shd w:val="clear" w:fill="F0F3F4"/>
       </w:pPr>
       <w:r>
         <w:rPr>
           <w:rFonts w:ascii="Roboto Mono" w:hAnsi="Roboto Mono"/>
-          <w:color w:val="1B1B1B"/>
+          <w:color w:val="1F2A30"/>
           <w:sz w:val="17"/>
         </w:rPr>
         <w:t>Vote mechanics:         Votes each · stacking allowed? · what happens on a tie</w:t>
@@ -782,12 +782,12 @@
       <w:pPr>
         <w:spacing w:before="0" w:after="0"/>
         <w:ind w:left="216"/>
-        <w:shd w:val="clear" w:fill="F0F0F0"/>
+        <w:shd w:val="clear" w:fill="F0F3F4"/>
       </w:pPr>
       <w:r>
         <w:rPr>
           <w:rFonts w:ascii="Roboto Mono" w:hAnsi="Roboto Mono"/>
-          <w:color w:val="1B1B1B"/>
+          <w:color w:val="1F2A30"/>
           <w:sz w:val="17"/>
         </w:rPr>
         <w:t>Risks to the room:      Risk → the activity that counters it.</w:t>
@@ -797,12 +797,12 @@
       <w:pPr>
         <w:spacing w:before="0" w:after="0"/>
         <w:ind w:left="216"/>
-        <w:shd w:val="clear" w:fill="F0F0F0"/>
+        <w:shd w:val="clear" w:fill="F0F3F4"/>
       </w:pPr>
       <w:r>
         <w:rPr>
           <w:rFonts w:ascii="Roboto Mono" w:hAnsi="Roboto Mono"/>
-          <w:color w:val="1B1B1B"/>
+          <w:color w:val="1F2A30"/>
           <w:sz w:val="17"/>
         </w:rPr>
         <w:t xml:space="preserve">  [e.g. owner's own candidate anchors the room] → [presented like the rest,</w:t>
@@ -812,12 +812,12 @@
       <w:pPr>
         <w:spacing w:before="0" w:after="0"/>
         <w:ind w:left="216"/>
-        <w:shd w:val="clear" w:fill="F0F0F0"/>
+        <w:shd w:val="clear" w:fill="F0F3F4"/>
       </w:pPr>
       <w:r>
         <w:rPr>
           <w:rFonts w:ascii="Roboto Mono" w:hAnsi="Roboto Mono"/>
-          <w:color w:val="1B1B1B"/>
+          <w:color w:val="1F2A30"/>
           <w:sz w:val="17"/>
         </w:rPr>
         <w:t xml:space="preserve">                         owner speaks last and votes privately with the</w:t>
@@ -827,12 +827,12 @@
       <w:pPr>
         <w:spacing w:before="0" w:after="0"/>
         <w:ind w:left="216"/>
-        <w:shd w:val="clear" w:fill="F0F0F0"/>
+        <w:shd w:val="clear" w:fill="F0F3F4"/>
       </w:pPr>
       <w:r>
         <w:rPr>
           <w:rFonts w:ascii="Roboto Mono" w:hAnsi="Roboto Mono"/>
-          <w:color w:val="1B1B1B"/>
+          <w:color w:val="1F2A30"/>
           <w:sz w:val="17"/>
         </w:rPr>
         <w:t xml:space="preserve">                         rest]</w:t>
@@ -842,12 +842,12 @@
       <w:pPr>
         <w:spacing w:before="0" w:after="0"/>
         <w:ind w:left="216"/>
-        <w:shd w:val="clear" w:fill="F0F0F0"/>
+        <w:shd w:val="clear" w:fill="F0F3F4"/>
       </w:pPr>
       <w:r>
         <w:rPr>
           <w:rFonts w:ascii="Roboto Mono" w:hAnsi="Roboto Mono"/>
-          <w:color w:val="1B1B1B"/>
+          <w:color w:val="1F2A30"/>
           <w:sz w:val="17"/>
         </w:rPr>
         <w:t>Data handling:</w:t>
@@ -857,12 +857,12 @@
       <w:pPr>
         <w:spacing w:before="0" w:after="0"/>
         <w:ind w:left="216"/>
-        <w:shd w:val="clear" w:fill="F0F0F0"/>
+        <w:shd w:val="clear" w:fill="F0F3F4"/>
       </w:pPr>
       <w:r>
         <w:rPr>
           <w:rFonts w:ascii="Roboto Mono" w:hAnsi="Roboto Mono"/>
-          <w:color w:val="1B1B1B"/>
+          <w:color w:val="1F2A30"/>
           <w:sz w:val="17"/>
         </w:rPr>
         <w:t xml:space="preserve">  Plan destination:     internal-team / internal-org / external</w:t>
@@ -872,12 +872,12 @@
       <w:pPr>
         <w:spacing w:before="0" w:after="0"/>
         <w:ind w:left="216"/>
-        <w:shd w:val="clear" w:fill="F0F0F0"/>
+        <w:shd w:val="clear" w:fill="F0F3F4"/>
       </w:pPr>
       <w:r>
         <w:rPr>
           <w:rFonts w:ascii="Roboto Mono" w:hAnsi="Roboto Mono"/>
-          <w:color w:val="1B1B1B"/>
+          <w:color w:val="1F2A30"/>
           <w:sz w:val="17"/>
         </w:rPr>
         <w:t xml:space="preserve">  Board destination:    internal-org at least; external while customers can</w:t>
@@ -887,12 +887,12 @@
       <w:pPr>
         <w:spacing w:before="0" w:after="0"/>
         <w:ind w:left="216"/>
-        <w:shd w:val="clear" w:fill="F0F0F0"/>
+        <w:shd w:val="clear" w:fill="F0F3F4"/>
       </w:pPr>
       <w:r>
         <w:rPr>
           <w:rFonts w:ascii="Roboto Mono" w:hAnsi="Roboto Mono"/>
-          <w:color w:val="1B1B1B"/>
+          <w:color w:val="1F2A30"/>
           <w:sz w:val="17"/>
         </w:rPr>
         <w:t xml:space="preserve">                         see it</w:t>
@@ -902,12 +902,12 @@
       <w:pPr>
         <w:spacing w:before="0" w:after="0"/>
         <w:ind w:left="216"/>
-        <w:shd w:val="clear" w:fill="F0F0F0"/>
+        <w:shd w:val="clear" w:fill="F0F3F4"/>
       </w:pPr>
       <w:r>
         <w:rPr>
           <w:rFonts w:ascii="Roboto Mono" w:hAnsi="Roboto Mono"/>
-          <w:color w:val="1B1B1B"/>
+          <w:color w:val="1F2A30"/>
           <w:sz w:val="17"/>
         </w:rPr>
         <w:t xml:space="preserve">  Participant data:     what is shown, and how it is de-identified (names never;</w:t>
@@ -917,12 +917,12 @@
       <w:pPr>
         <w:spacing w:before="0" w:after="0"/>
         <w:ind w:left="216"/>
-        <w:shd w:val="clear" w:fill="F0F0F0"/>
+        <w:shd w:val="clear" w:fill="F0F3F4"/>
       </w:pPr>
       <w:r>
         <w:rPr>
           <w:rFonts w:ascii="Roboto Mono" w:hAnsi="Roboto Mono"/>
-          <w:color w:val="1B1B1B"/>
+          <w:color w:val="1F2A30"/>
           <w:sz w:val="17"/>
         </w:rPr>
         <w:t xml:space="preserve">                         role and account fine on an internal board)</w:t>
@@ -932,12 +932,12 @@
       <w:pPr>
         <w:spacing w:before="0" w:after="0"/>
         <w:ind w:left="216"/>
-        <w:shd w:val="clear" w:fill="F0F0F0"/>
+        <w:shd w:val="clear" w:fill="F0F3F4"/>
       </w:pPr>
       <w:r>
         <w:rPr>
           <w:rFonts w:ascii="Roboto Mono" w:hAnsi="Roboto Mono"/>
-          <w:color w:val="1B1B1B"/>
+          <w:color w:val="1F2A30"/>
           <w:sz w:val="17"/>
         </w:rPr>
         <w:t xml:space="preserve">  Recording consent:    [from everyone recorded, or not recording]</w:t>
@@ -947,12 +947,12 @@
       <w:pPr>
         <w:spacing w:before="0" w:after="0"/>
         <w:ind w:left="216"/>
-        <w:shd w:val="clear" w:fill="F0F0F0"/>
+        <w:shd w:val="clear" w:fill="F0F3F4"/>
       </w:pPr>
       <w:r>
         <w:rPr>
           <w:rFonts w:ascii="Roboto Mono" w:hAnsi="Roboto Mono"/>
-          <w:color w:val="1B1B1B"/>
+          <w:color w:val="1F2A30"/>
           <w:sz w:val="17"/>
         </w:rPr>
         <w:t xml:space="preserve">  Confidential material: [what partners bring, what reaches the board and the</w:t>
@@ -962,12 +962,12 @@
       <w:pPr>
         <w:spacing w:before="0" w:after="0"/>
         <w:ind w:left="216"/>
-        <w:shd w:val="clear" w:fill="F0F0F0"/>
+        <w:shd w:val="clear" w:fill="F0F3F4"/>
       </w:pPr>
       <w:r>
         <w:rPr>
           <w:rFonts w:ascii="Roboto Mono" w:hAnsi="Roboto Mono"/>
-          <w:color w:val="1B1B1B"/>
+          <w:color w:val="1F2A30"/>
           <w:sz w:val="17"/>
         </w:rPr>
         <w:t xml:space="preserve">                         summary; board, recording, and AI note-taker</w:t>
@@ -977,12 +977,12 @@
       <w:pPr>
         <w:spacing w:before="0" w:after="0"/>
         <w:ind w:left="216"/>
-        <w:shd w:val="clear" w:fill="F0F0F0"/>
+        <w:shd w:val="clear" w:fill="F0F3F4"/>
       </w:pPr>
       <w:r>
         <w:rPr>
           <w:rFonts w:ascii="Roboto Mono" w:hAnsi="Roboto Mono"/>
-          <w:color w:val="1B1B1B"/>
+          <w:color w:val="1F2A30"/>
           <w:sz w:val="17"/>
         </w:rPr>
         <w:t xml:space="preserve">                         approved for it]</w:t>
@@ -992,12 +992,12 @@
       <w:pPr>
         <w:spacing w:before="0" w:after="0"/>
         <w:ind w:left="216"/>
-        <w:shd w:val="clear" w:fill="F0F0F0"/>
+        <w:shd w:val="clear" w:fill="F0F3F4"/>
       </w:pPr>
       <w:r>
         <w:rPr>
           <w:rFonts w:ascii="Roboto Mono" w:hAnsi="Roboto Mono"/>
-          <w:color w:val="1B1B1B"/>
+          <w:color w:val="1F2A30"/>
           <w:sz w:val="17"/>
         </w:rPr>
         <w:t>Access needs:           [asked for by date; what was acted on]</w:t>
@@ -1007,12 +1007,12 @@
       <w:pPr>
         <w:spacing w:before="0" w:after="0"/>
         <w:ind w:left="216"/>
-        <w:shd w:val="clear" w:fill="F0F0F0"/>
+        <w:shd w:val="clear" w:fill="F0F3F4"/>
       </w:pPr>
       <w:r>
         <w:rPr>
           <w:rFonts w:ascii="Roboto Mono" w:hAnsi="Roboto Mono"/>
-          <w:color w:val="1B1B1B"/>
+          <w:color w:val="1F2A30"/>
           <w:sz w:val="17"/>
         </w:rPr>
         <w:t>If the decision is contested: [objection and response recorded; escalation</w:t>
@@ -1022,12 +1022,12 @@
       <w:pPr>
         <w:spacing w:before="0" w:after="0"/>
         <w:ind w:left="216"/>
-        <w:shd w:val="clear" w:fill="F0F0F0"/>
+        <w:shd w:val="clear" w:fill="F0F3F4"/>
       </w:pPr>
       <w:r>
         <w:rPr>
           <w:rFonts w:ascii="Roboto Mono" w:hAnsi="Roboto Mono"/>
-          <w:color w:val="1B1B1B"/>
+          <w:color w:val="1F2A30"/>
           <w:sz w:val="17"/>
         </w:rPr>
         <w:t xml:space="preserve">                         path and deadline; whether the decision stands</w:t>
@@ -1037,12 +1037,12 @@
       <w:pPr>
         <w:spacing w:before="0" w:after="0"/>
         <w:ind w:left="216"/>
-        <w:shd w:val="clear" w:fill="F0F0F0"/>
+        <w:shd w:val="clear" w:fill="F0F3F4"/>
       </w:pPr>
       <w:r>
         <w:rPr>
           <w:rFonts w:ascii="Roboto Mono" w:hAnsi="Roboto Mono"/>
-          <w:color w:val="1B1B1B"/>
+          <w:color w:val="1F2A30"/>
           <w:sz w:val="17"/>
         </w:rPr>
         <w:t xml:space="preserve">                         meanwhile]</w:t>
@@ -1052,12 +1052,12 @@
       <w:pPr>
         <w:spacing w:before="0" w:after="0"/>
         <w:ind w:left="216"/>
-        <w:shd w:val="clear" w:fill="F0F0F0"/>
+        <w:shd w:val="clear" w:fill="F0F3F4"/>
       </w:pPr>
       <w:r>
         <w:rPr>
           <w:rFonts w:ascii="Roboto Mono" w:hAnsi="Roboto Mono"/>
-          <w:color w:val="1B1B1B"/>
+          <w:color w:val="1F2A30"/>
           <w:sz w:val="17"/>
         </w:rPr>
         <w:t>Dates:                  Materials out [date] · dry run [date] · summary to</w:t>
@@ -1067,12 +1067,12 @@
       <w:pPr>
         <w:spacing w:before="0" w:after="0"/>
         <w:ind w:left="216"/>
-        <w:shd w:val="clear" w:fill="F0F0F0"/>
+        <w:shd w:val="clear" w:fill="F0F3F4"/>
       </w:pPr>
       <w:r>
         <w:rPr>
           <w:rFonts w:ascii="Roboto Mono" w:hAnsi="Roboto Mono"/>
-          <w:color w:val="1B1B1B"/>
+          <w:color w:val="1F2A30"/>
           <w:sz w:val="17"/>
         </w:rPr>
         <w:t xml:space="preserve">                         attendees [date]</w:t>
@@ -1092,7 +1092,7 @@
       <w:r>
         <w:rPr>
           <w:rFonts w:ascii="Public Sans" w:hAnsi="Public Sans"/>
-          <w:color w:val="005EA2"/>
+          <w:color w:val="002436"/>
         </w:rPr>
         <w:t>2. Agenda with activity-to-outcome map</w:t>
       </w:r>
@@ -1102,6 +1102,14 @@
         <w:tblStyle w:val="LightGrid-Accent1"/>
         <w:tblW w:type="auto" w:w="0"/>
         <w:tblLook w:firstColumn="1" w:firstRow="1" w:lastColumn="0" w:lastRow="0" w:noHBand="0" w:noVBand="1" w:val="04A0"/>
+        <w:tblBorders>
+          <w:top w:val="single" w:sz="4" w:space="0" w:color="D4D8D9"/>
+          <w:left w:val="single" w:sz="4" w:space="0" w:color="D4D8D9"/>
+          <w:bottom w:val="single" w:sz="4" w:space="0" w:color="D4D8D9"/>
+          <w:right w:val="single" w:sz="4" w:space="0" w:color="D4D8D9"/>
+          <w:insideH w:val="single" w:sz="4" w:space="0" w:color="D4D8D9"/>
+          <w:insideV w:val="single" w:sz="4" w:space="0" w:color="D4D8D9"/>
+        </w:tblBorders>
       </w:tblPr>
       <w:tblGrid>
         <w:gridCol w:w="1170"/>
@@ -1120,7 +1128,7 @@
         <w:tc>
           <w:tcPr>
             <w:tcW w:type="dxa" w:w="1170"/>
-            <w:shd w:fill="F0F0F0"/>
+            <w:shd w:fill="E3E8EA"/>
           </w:tcPr>
           <w:p>
             <w:pPr>
@@ -1130,7 +1138,7 @@
               <w:rPr>
                 <w:rFonts w:ascii="Public Sans" w:hAnsi="Public Sans"/>
                 <w:b/>
-                <w:color w:val="1B1B1B"/>
+                <w:color w:val="002436"/>
                 <w:sz w:val="21"/>
               </w:rPr>
               <w:t>Time</w:t>
@@ -1140,7 +1148,7 @@
         <w:tc>
           <w:tcPr>
             <w:tcW w:type="dxa" w:w="1170"/>
-            <w:shd w:fill="F0F0F0"/>
+            <w:shd w:fill="E3E8EA"/>
           </w:tcPr>
           <w:p>
             <w:pPr>
@@ -1150,7 +1158,7 @@
               <w:rPr>
                 <w:rFonts w:ascii="Public Sans" w:hAnsi="Public Sans"/>
                 <w:b/>
-                <w:color w:val="1B1B1B"/>
+                <w:color w:val="002436"/>
                 <w:sz w:val="21"/>
               </w:rPr>
               <w:t>Block</w:t>
@@ -1160,7 +1168,7 @@
         <w:tc>
           <w:tcPr>
             <w:tcW w:type="dxa" w:w="1170"/>
-            <w:shd w:fill="F0F0F0"/>
+            <w:shd w:fill="E3E8EA"/>
           </w:tcPr>
           <w:p>
             <w:pPr>
@@ -1170,7 +1178,7 @@
               <w:rPr>
                 <w:rFonts w:ascii="Public Sans" w:hAnsi="Public Sans"/>
                 <w:b/>
-                <w:color w:val="1B1B1B"/>
+                <w:color w:val="002436"/>
                 <w:sz w:val="21"/>
               </w:rPr>
               <w:t>Arc stage</w:t>
@@ -1180,7 +1188,7 @@
         <w:tc>
           <w:tcPr>
             <w:tcW w:type="dxa" w:w="1170"/>
-            <w:shd w:fill="F0F0F0"/>
+            <w:shd w:fill="E3E8EA"/>
           </w:tcPr>
           <w:p>
             <w:pPr>
@@ -1190,7 +1198,7 @@
               <w:rPr>
                 <w:rFonts w:ascii="Public Sans" w:hAnsi="Public Sans"/>
                 <w:b/>
-                <w:color w:val="1B1B1B"/>
+                <w:color w:val="002436"/>
                 <w:sz w:val="21"/>
               </w:rPr>
               <w:t>Activity</w:t>
@@ -1200,7 +1208,7 @@
         <w:tc>
           <w:tcPr>
             <w:tcW w:type="dxa" w:w="1170"/>
-            <w:shd w:fill="F0F0F0"/>
+            <w:shd w:fill="E3E8EA"/>
           </w:tcPr>
           <w:p>
             <w:pPr>
@@ -1210,7 +1218,7 @@
               <w:rPr>
                 <w:rFonts w:ascii="Public Sans" w:hAnsi="Public Sans"/>
                 <w:b/>
-                <w:color w:val="1B1B1B"/>
+                <w:color w:val="002436"/>
                 <w:sz w:val="21"/>
               </w:rPr>
               <w:t>Serves outcome</w:t>
@@ -1220,7 +1228,7 @@
         <w:tc>
           <w:tcPr>
             <w:tcW w:type="dxa" w:w="1170"/>
-            <w:shd w:fill="F0F0F0"/>
+            <w:shd w:fill="E3E8EA"/>
           </w:tcPr>
           <w:p>
             <w:pPr>
@@ -1230,7 +1238,7 @@
               <w:rPr>
                 <w:rFonts w:ascii="Public Sans" w:hAnsi="Public Sans"/>
                 <w:b/>
-                <w:color w:val="1B1B1B"/>
+                <w:color w:val="002436"/>
                 <w:sz w:val="21"/>
               </w:rPr>
               <w:t>Individual / small group / whole room</w:t>
@@ -1240,7 +1248,7 @@
         <w:tc>
           <w:tcPr>
             <w:tcW w:type="dxa" w:w="1170"/>
-            <w:shd w:fill="F0F0F0"/>
+            <w:shd w:fill="E3E8EA"/>
           </w:tcPr>
           <w:p>
             <w:pPr>
@@ -1250,7 +1258,7 @@
               <w:rPr>
                 <w:rFonts w:ascii="Public Sans" w:hAnsi="Public Sans"/>
                 <w:b/>
-                <w:color w:val="1B1B1B"/>
+                <w:color w:val="002436"/>
                 <w:sz w:val="21"/>
               </w:rPr>
               <w:t>Materials</w:t>
@@ -1260,7 +1268,7 @@
         <w:tc>
           <w:tcPr>
             <w:tcW w:type="dxa" w:w="1170"/>
-            <w:shd w:fill="F0F0F0"/>
+            <w:shd w:fill="E3E8EA"/>
           </w:tcPr>
           <w:p>
             <w:pPr>
@@ -1270,7 +1278,7 @@
               <w:rPr>
                 <w:rFonts w:ascii="Public Sans" w:hAnsi="Public Sans"/>
                 <w:b/>
-                <w:color w:val="1B1B1B"/>
+                <w:color w:val="002436"/>
                 <w:sz w:val="21"/>
               </w:rPr>
               <w:t>Leads</w:t>
@@ -1988,7 +1996,7 @@
       <w:r>
         <w:rPr>
           <w:rFonts w:ascii="Public Sans" w:hAnsi="Public Sans"/>
-          <w:color w:val="1B1B1B"/>
+          <w:color w:val="1F2A30"/>
         </w:rPr>
         <w:t>Arc stages: open, diverge, explore, converge, decide, commit, or outside the arc.</w:t>
       </w:r>
@@ -2001,14 +2009,14 @@
         <w:rPr>
           <w:rFonts w:ascii="Public Sans" w:hAnsi="Public Sans"/>
           <w:b/>
-          <w:color w:val="1B1B1B"/>
+          <w:color w:val="1F2A30"/>
         </w:rPr>
         <w:t>Outcome → blocks.</w:t>
       </w:r>
       <w:r>
         <w:rPr>
           <w:rFonts w:ascii="Public Sans" w:hAnsi="Public Sans"/>
-          <w:color w:val="1B1B1B"/>
+          <w:color w:val="1F2A30"/>
         </w:rPr>
         <w:t xml:space="preserve"> List every outcome from the brief with the blocks that serve it. An outcome with no block won't happen; a block with no outcome gets cut or justified. Then read the agenda once, start to finish, and check that no block needs an output a later block produces.</w:t>
       </w:r>
@@ -2022,7 +2030,7 @@
       <w:r>
         <w:rPr>
           <w:rFonts w:ascii="Public Sans" w:hAnsi="Public Sans"/>
-          <w:color w:val="005EA2"/>
+          <w:color w:val="002436"/>
         </w:rPr>
         <w:t>3. Decision and action log</w:t>
       </w:r>
@@ -2034,7 +2042,7 @@
       <w:r>
         <w:rPr>
           <w:rFonts w:ascii="Public Sans" w:hAnsi="Public Sans"/>
-          <w:color w:val="1B1B1B"/>
+          <w:color w:val="1F2A30"/>
         </w:rPr>
         <w:t>Read it back aloud before the room closes.</w:t>
       </w:r>
@@ -2044,6 +2052,14 @@
         <w:tblStyle w:val="LightGrid-Accent1"/>
         <w:tblW w:type="auto" w:w="0"/>
         <w:tblLook w:firstColumn="1" w:firstRow="1" w:lastColumn="0" w:lastRow="0" w:noHBand="0" w:noVBand="1" w:val="04A0"/>
+        <w:tblBorders>
+          <w:top w:val="single" w:sz="4" w:space="0" w:color="D4D8D9"/>
+          <w:left w:val="single" w:sz="4" w:space="0" w:color="D4D8D9"/>
+          <w:bottom w:val="single" w:sz="4" w:space="0" w:color="D4D8D9"/>
+          <w:right w:val="single" w:sz="4" w:space="0" w:color="D4D8D9"/>
+          <w:insideH w:val="single" w:sz="4" w:space="0" w:color="D4D8D9"/>
+          <w:insideV w:val="single" w:sz="4" w:space="0" w:color="D4D8D9"/>
+        </w:tblBorders>
       </w:tblPr>
       <w:tblGrid>
         <w:gridCol w:w="1872"/>
@@ -2059,7 +2075,7 @@
         <w:tc>
           <w:tcPr>
             <w:tcW w:type="dxa" w:w="1872"/>
-            <w:shd w:fill="F0F0F0"/>
+            <w:shd w:fill="E3E8EA"/>
           </w:tcPr>
           <w:p>
             <w:pPr>
@@ -2069,7 +2085,7 @@
               <w:rPr>
                 <w:rFonts w:ascii="Public Sans" w:hAnsi="Public Sans"/>
                 <w:b/>
-                <w:color w:val="1B1B1B"/>
+                <w:color w:val="002436"/>
                 <w:sz w:val="21"/>
               </w:rPr>
               <w:t>Decision</w:t>
@@ -2079,7 +2095,7 @@
         <w:tc>
           <w:tcPr>
             <w:tcW w:type="dxa" w:w="1872"/>
-            <w:shd w:fill="F0F0F0"/>
+            <w:shd w:fill="E3E8EA"/>
           </w:tcPr>
           <w:p>
             <w:pPr>
@@ -2089,7 +2105,7 @@
               <w:rPr>
                 <w:rFonts w:ascii="Public Sans" w:hAnsi="Public Sans"/>
                 <w:b/>
-                <w:color w:val="1B1B1B"/>
+                <w:color w:val="002436"/>
                 <w:sz w:val="21"/>
               </w:rPr>
               <w:t>Decided by, under which rule</w:t>
@@ -2099,7 +2115,7 @@
         <w:tc>
           <w:tcPr>
             <w:tcW w:type="dxa" w:w="1872"/>
-            <w:shd w:fill="F0F0F0"/>
+            <w:shd w:fill="E3E8EA"/>
           </w:tcPr>
           <w:p>
             <w:pPr>
@@ -2109,7 +2125,7 @@
               <w:rPr>
                 <w:rFonts w:ascii="Public Sans" w:hAnsi="Public Sans"/>
                 <w:b/>
-                <w:color w:val="1B1B1B"/>
+                <w:color w:val="002436"/>
                 <w:sz w:val="21"/>
               </w:rPr>
               <w:t>Rests on (label)</w:t>
@@ -2119,7 +2135,7 @@
         <w:tc>
           <w:tcPr>
             <w:tcW w:type="dxa" w:w="1872"/>
-            <w:shd w:fill="F0F0F0"/>
+            <w:shd w:fill="E3E8EA"/>
           </w:tcPr>
           <w:p>
             <w:pPr>
@@ -2129,7 +2145,7 @@
               <w:rPr>
                 <w:rFonts w:ascii="Public Sans" w:hAnsi="Public Sans"/>
                 <w:b/>
-                <w:color w:val="1B1B1B"/>
+                <w:color w:val="002436"/>
                 <w:sz w:val="21"/>
               </w:rPr>
               <w:t>What would reverse it</w:t>
@@ -2139,7 +2155,7 @@
         <w:tc>
           <w:tcPr>
             <w:tcW w:type="dxa" w:w="1872"/>
-            <w:shd w:fill="F0F0F0"/>
+            <w:shd w:fill="E3E8EA"/>
           </w:tcPr>
           <w:p>
             <w:pPr>
@@ -2149,7 +2165,7 @@
               <w:rPr>
                 <w:rFonts w:ascii="Public Sans" w:hAnsi="Public Sans"/>
                 <w:b/>
-                <w:color w:val="1B1B1B"/>
+                <w:color w:val="002436"/>
                 <w:sz w:val="21"/>
               </w:rPr>
               <w:t>Objection and response</w:t>
@@ -2250,6 +2266,14 @@
         <w:tblStyle w:val="LightGrid-Accent1"/>
         <w:tblW w:type="auto" w:w="0"/>
         <w:tblLook w:firstColumn="1" w:firstRow="1" w:lastColumn="0" w:lastRow="0" w:noHBand="0" w:noVBand="1" w:val="04A0"/>
+        <w:tblBorders>
+          <w:top w:val="single" w:sz="4" w:space="0" w:color="D4D8D9"/>
+          <w:left w:val="single" w:sz="4" w:space="0" w:color="D4D8D9"/>
+          <w:bottom w:val="single" w:sz="4" w:space="0" w:color="D4D8D9"/>
+          <w:right w:val="single" w:sz="4" w:space="0" w:color="D4D8D9"/>
+          <w:insideH w:val="single" w:sz="4" w:space="0" w:color="D4D8D9"/>
+          <w:insideV w:val="single" w:sz="4" w:space="0" w:color="D4D8D9"/>
+        </w:tblBorders>
       </w:tblPr>
       <w:tblGrid>
         <w:gridCol w:w="2340"/>
@@ -2264,7 +2288,7 @@
         <w:tc>
           <w:tcPr>
             <w:tcW w:type="dxa" w:w="2340"/>
-            <w:shd w:fill="F0F0F0"/>
+            <w:shd w:fill="E3E8EA"/>
           </w:tcPr>
           <w:p>
             <w:pPr>
@@ -2274,7 +2298,7 @@
               <w:rPr>
                 <w:rFonts w:ascii="Public Sans" w:hAnsi="Public Sans"/>
                 <w:b/>
-                <w:color w:val="1B1B1B"/>
+                <w:color w:val="002436"/>
                 <w:sz w:val="21"/>
               </w:rPr>
               <w:t>Action</w:t>
@@ -2284,7 +2308,7 @@
         <w:tc>
           <w:tcPr>
             <w:tcW w:type="dxa" w:w="2340"/>
-            <w:shd w:fill="F0F0F0"/>
+            <w:shd w:fill="E3E8EA"/>
           </w:tcPr>
           <w:p>
             <w:pPr>
@@ -2294,7 +2318,7 @@
               <w:rPr>
                 <w:rFonts w:ascii="Public Sans" w:hAnsi="Public Sans"/>
                 <w:b/>
-                <w:color w:val="1B1B1B"/>
+                <w:color w:val="002436"/>
                 <w:sz w:val="21"/>
               </w:rPr>
               <w:t>Owner</w:t>
@@ -2304,7 +2328,7 @@
         <w:tc>
           <w:tcPr>
             <w:tcW w:type="dxa" w:w="2340"/>
-            <w:shd w:fill="F0F0F0"/>
+            <w:shd w:fill="E3E8EA"/>
           </w:tcPr>
           <w:p>
             <w:pPr>
@@ -2314,7 +2338,7 @@
               <w:rPr>
                 <w:rFonts w:ascii="Public Sans" w:hAnsi="Public Sans"/>
                 <w:b/>
-                <w:color w:val="1B1B1B"/>
+                <w:color w:val="002436"/>
                 <w:sz w:val="21"/>
               </w:rPr>
               <w:t>Due</w:t>
@@ -2324,7 +2348,7 @@
         <w:tc>
           <w:tcPr>
             <w:tcW w:type="dxa" w:w="2340"/>
-            <w:shd w:fill="F0F0F0"/>
+            <w:shd w:fill="E3E8EA"/>
           </w:tcPr>
           <w:p>
             <w:pPr>
@@ -2334,7 +2358,7 @@
               <w:rPr>
                 <w:rFonts w:ascii="Public Sans" w:hAnsi="Public Sans"/>
                 <w:b/>
-                <w:color w:val="1B1B1B"/>
+                <w:color w:val="002436"/>
                 <w:sz w:val="21"/>
               </w:rPr>
               <w:t>Status at 30 days</w:t>
@@ -2418,6 +2442,14 @@
         <w:tblStyle w:val="LightGrid-Accent1"/>
         <w:tblW w:type="auto" w:w="0"/>
         <w:tblLook w:firstColumn="1" w:firstRow="1" w:lastColumn="0" w:lastRow="0" w:noHBand="0" w:noVBand="1" w:val="04A0"/>
+        <w:tblBorders>
+          <w:top w:val="single" w:sz="4" w:space="0" w:color="D4D8D9"/>
+          <w:left w:val="single" w:sz="4" w:space="0" w:color="D4D8D9"/>
+          <w:bottom w:val="single" w:sz="4" w:space="0" w:color="D4D8D9"/>
+          <w:right w:val="single" w:sz="4" w:space="0" w:color="D4D8D9"/>
+          <w:insideH w:val="single" w:sz="4" w:space="0" w:color="D4D8D9"/>
+          <w:insideV w:val="single" w:sz="4" w:space="0" w:color="D4D8D9"/>
+        </w:tblBorders>
       </w:tblPr>
       <w:tblGrid>
         <w:gridCol w:w="3120"/>
@@ -2431,7 +2463,7 @@
         <w:tc>
           <w:tcPr>
             <w:tcW w:type="dxa" w:w="3120"/>
-            <w:shd w:fill="F0F0F0"/>
+            <w:shd w:fill="E3E8EA"/>
           </w:tcPr>
           <w:p>
             <w:pPr>
@@ -2441,7 +2473,7 @@
               <w:rPr>
                 <w:rFonts w:ascii="Public Sans" w:hAnsi="Public Sans"/>
                 <w:b/>
-                <w:color w:val="1B1B1B"/>
+                <w:color w:val="002436"/>
                 <w:sz w:val="21"/>
               </w:rPr>
               <w:t>Open question or assumption to test</w:t>
@@ -2451,7 +2483,7 @@
         <w:tc>
           <w:tcPr>
             <w:tcW w:type="dxa" w:w="3120"/>
-            <w:shd w:fill="F0F0F0"/>
+            <w:shd w:fill="E3E8EA"/>
           </w:tcPr>
           <w:p>
             <w:pPr>
@@ -2461,7 +2493,7 @@
               <w:rPr>
                 <w:rFonts w:ascii="Public Sans" w:hAnsi="Public Sans"/>
                 <w:b/>
-                <w:color w:val="1B1B1B"/>
+                <w:color w:val="002436"/>
                 <w:sz w:val="21"/>
               </w:rPr>
               <w:t>Owner</w:t>
@@ -2471,7 +2503,7 @@
         <w:tc>
           <w:tcPr>
             <w:tcW w:type="dxa" w:w="3120"/>
-            <w:shd w:fill="F0F0F0"/>
+            <w:shd w:fill="E3E8EA"/>
           </w:tcPr>
           <w:p>
             <w:pPr>
@@ -2481,7 +2513,7 @@
               <w:rPr>
                 <w:rFonts w:ascii="Public Sans" w:hAnsi="Public Sans"/>
                 <w:b/>
-                <w:color w:val="1B1B1B"/>
+                <w:color w:val="002436"/>
                 <w:sz w:val="21"/>
               </w:rPr>
               <w:t>Routed to</w:t>
@@ -2552,7 +2584,7 @@
       <w:r>
         <w:rPr>
           <w:rFonts w:ascii="Public Sans" w:hAnsi="Public Sans"/>
-          <w:color w:val="005EA2"/>
+          <w:color w:val="002436"/>
         </w:rPr>
         <w:t>4. Room diagnosis</w:t>
       </w:r>
@@ -2564,7 +2596,7 @@
       <w:r>
         <w:rPr>
           <w:rFonts w:ascii="Public Sans" w:hAnsi="Public Sans"/>
-          <w:color w:val="1B1B1B"/>
+          <w:color w:val="1F2A30"/>
         </w:rPr>
         <w:t xml:space="preserve">From 15–20 minute conversations with the key people beforehand, or a short async pre-survey. </w:t>
       </w:r>
@@ -2572,14 +2604,14 @@
         <w:rPr>
           <w:rFonts w:ascii="Public Sans" w:hAnsi="Public Sans"/>
           <w:b/>
-          <w:color w:val="1B1B1B"/>
+          <w:color w:val="1F2A30"/>
         </w:rPr>
         <w:t>These are the facilitator's private notes.</w:t>
       </w:r>
       <w:r>
         <w:rPr>
           <w:rFonts w:ascii="Public Sans" w:hAnsi="Public Sans"/>
-          <w:color w:val="1B1B1B"/>
+          <w:color w:val="1F2A30"/>
         </w:rPr>
         <w:t xml:space="preserve"> They hold candid views about named colleagues: never send them to attendees or put them in a checker packet.</w:t>
       </w:r>
@@ -2589,6 +2621,14 @@
         <w:tblStyle w:val="LightGrid-Accent1"/>
         <w:tblW w:type="auto" w:w="0"/>
         <w:tblLook w:firstColumn="1" w:firstRow="1" w:lastColumn="0" w:lastRow="0" w:noHBand="0" w:noVBand="1" w:val="04A0"/>
+        <w:tblBorders>
+          <w:top w:val="single" w:sz="4" w:space="0" w:color="D4D8D9"/>
+          <w:left w:val="single" w:sz="4" w:space="0" w:color="D4D8D9"/>
+          <w:bottom w:val="single" w:sz="4" w:space="0" w:color="D4D8D9"/>
+          <w:right w:val="single" w:sz="4" w:space="0" w:color="D4D8D9"/>
+          <w:insideH w:val="single" w:sz="4" w:space="0" w:color="D4D8D9"/>
+          <w:insideV w:val="single" w:sz="4" w:space="0" w:color="D4D8D9"/>
+        </w:tblBorders>
       </w:tblPr>
       <w:tblGrid>
         <w:gridCol w:w="1560"/>
@@ -2605,7 +2645,7 @@
         <w:tc>
           <w:tcPr>
             <w:tcW w:type="dxa" w:w="1560"/>
-            <w:shd w:fill="F0F0F0"/>
+            <w:shd w:fill="E3E8EA"/>
           </w:tcPr>
           <w:p>
             <w:pPr>
@@ -2615,7 +2655,7 @@
               <w:rPr>
                 <w:rFonts w:ascii="Public Sans" w:hAnsi="Public Sans"/>
                 <w:b/>
-                <w:color w:val="1B1B1B"/>
+                <w:color w:val="002436"/>
                 <w:sz w:val="21"/>
               </w:rPr>
               <w:t>Person</w:t>
@@ -2625,7 +2665,7 @@
         <w:tc>
           <w:tcPr>
             <w:tcW w:type="dxa" w:w="1560"/>
-            <w:shd w:fill="F0F0F0"/>
+            <w:shd w:fill="E3E8EA"/>
           </w:tcPr>
           <w:p>
             <w:pPr>
@@ -2635,7 +2675,7 @@
               <w:rPr>
                 <w:rFonts w:ascii="Public Sans" w:hAnsi="Public Sans"/>
                 <w:b/>
-                <w:color w:val="1B1B1B"/>
+                <w:color w:val="002436"/>
                 <w:sz w:val="21"/>
               </w:rPr>
               <w:t>Function and seniority</w:t>
@@ -2645,7 +2685,7 @@
         <w:tc>
           <w:tcPr>
             <w:tcW w:type="dxa" w:w="1560"/>
-            <w:shd w:fill="F0F0F0"/>
+            <w:shd w:fill="E3E8EA"/>
           </w:tcPr>
           <w:p>
             <w:pPr>
@@ -2655,7 +2695,7 @@
               <w:rPr>
                 <w:rFonts w:ascii="Public Sans" w:hAnsi="Public Sans"/>
                 <w:b/>
-                <w:color w:val="1B1B1B"/>
+                <w:color w:val="002436"/>
                 <w:sz w:val="21"/>
               </w:rPr>
               <w:t>Decision rights</w:t>
@@ -2665,7 +2705,7 @@
         <w:tc>
           <w:tcPr>
             <w:tcW w:type="dxa" w:w="1560"/>
-            <w:shd w:fill="F0F0F0"/>
+            <w:shd w:fill="E3E8EA"/>
           </w:tcPr>
           <w:p>
             <w:pPr>
@@ -2675,7 +2715,7 @@
               <w:rPr>
                 <w:rFonts w:ascii="Public Sans" w:hAnsi="Public Sans"/>
                 <w:b/>
-                <w:color w:val="1B1B1B"/>
+                <w:color w:val="002436"/>
                 <w:sz w:val="21"/>
               </w:rPr>
               <w:t>What they think the answer is</w:t>
@@ -2685,7 +2725,7 @@
         <w:tc>
           <w:tcPr>
             <w:tcW w:type="dxa" w:w="1560"/>
-            <w:shd w:fill="F0F0F0"/>
+            <w:shd w:fill="E3E8EA"/>
           </w:tcPr>
           <w:p>
             <w:pPr>
@@ -2695,7 +2735,7 @@
               <w:rPr>
                 <w:rFonts w:ascii="Public Sans" w:hAnsi="Public Sans"/>
                 <w:b/>
-                <w:color w:val="1B1B1B"/>
+                <w:color w:val="002436"/>
                 <w:sz w:val="21"/>
               </w:rPr>
               <w:t>What only they know</w:t>
@@ -2705,7 +2745,7 @@
         <w:tc>
           <w:tcPr>
             <w:tcW w:type="dxa" w:w="1560"/>
-            <w:shd w:fill="F0F0F0"/>
+            <w:shd w:fill="E3E8EA"/>
           </w:tcPr>
           <w:p>
             <w:pPr>
@@ -2715,7 +2755,7 @@
               <w:rPr>
                 <w:rFonts w:ascii="Public Sans" w:hAnsi="Public Sans"/>
                 <w:b/>
-                <w:color w:val="1B1B1B"/>
+                <w:color w:val="002436"/>
                 <w:sz w:val="21"/>
               </w:rPr>
               <w:t>Tensions, skeptics, what would earn trust</w:t>
@@ -2837,7 +2877,7 @@
       <w:r>
         <w:rPr>
           <w:rFonts w:ascii="Public Sans" w:hAnsi="Public Sans"/>
-          <w:color w:val="005EA2"/>
+          <w:color w:val="002436"/>
         </w:rPr>
         <w:t>5. Facilitation guide</w:t>
       </w:r>
@@ -2849,7 +2889,7 @@
       <w:r>
         <w:rPr>
           <w:rFonts w:ascii="Public Sans" w:hAnsi="Public Sans"/>
-          <w:color w:val="1B1B1B"/>
+          <w:color w:val="1F2A30"/>
         </w:rPr>
         <w:t>One entry per block. Every prompt is written word for word: neutral, one ask, presupposing neither the problem nor the fix.</w:t>
       </w:r>
@@ -2858,12 +2898,12 @@
       <w:pPr>
         <w:spacing w:before="0" w:after="0"/>
         <w:ind w:left="216"/>
-        <w:shd w:val="clear" w:fill="F0F0F0"/>
+        <w:shd w:val="clear" w:fill="F0F3F4"/>
       </w:pPr>
       <w:r>
         <w:rPr>
           <w:rFonts w:ascii="Roboto Mono" w:hAnsi="Roboto Mono"/>
-          <w:color w:val="1B1B1B"/>
+          <w:color w:val="1F2A30"/>
           <w:sz w:val="17"/>
         </w:rPr>
         <w:t>Block:             [name] · [time] · cut line if it runs long: [time]</w:t>
@@ -2873,12 +2913,12 @@
       <w:pPr>
         <w:spacing w:before="0" w:after="0"/>
         <w:ind w:left="216"/>
-        <w:shd w:val="clear" w:fill="F0F0F0"/>
+        <w:shd w:val="clear" w:fill="F0F3F4"/>
       </w:pPr>
       <w:r>
         <w:rPr>
           <w:rFonts w:ascii="Roboto Mono" w:hAnsi="Roboto Mono"/>
-          <w:color w:val="1B1B1B"/>
+          <w:color w:val="1F2A30"/>
           <w:sz w:val="17"/>
         </w:rPr>
         <w:t>Prompt:            "[exact words]"</w:t>
@@ -2888,12 +2928,12 @@
       <w:pPr>
         <w:spacing w:before="0" w:after="0"/>
         <w:ind w:left="216"/>
-        <w:shd w:val="clear" w:fill="F0F0F0"/>
+        <w:shd w:val="clear" w:fill="F0F3F4"/>
       </w:pPr>
       <w:r>
         <w:rPr>
           <w:rFonts w:ascii="Roboto Mono" w:hAnsi="Roboto Mono"/>
-          <w:color w:val="1B1B1B"/>
+          <w:color w:val="1F2A30"/>
           <w:sz w:val="17"/>
         </w:rPr>
         <w:t>Materials / frame: [board frame, notes, form]</w:t>
@@ -2903,12 +2943,12 @@
       <w:pPr>
         <w:spacing w:before="0" w:after="0"/>
         <w:ind w:left="216"/>
-        <w:shd w:val="clear" w:fill="F0F0F0"/>
+        <w:shd w:val="clear" w:fill="F0F3F4"/>
       </w:pPr>
       <w:r>
         <w:rPr>
           <w:rFonts w:ascii="Roboto Mono" w:hAnsi="Roboto Mono"/>
-          <w:color w:val="1B1B1B"/>
+          <w:color w:val="1F2A30"/>
           <w:sz w:val="17"/>
         </w:rPr>
         <w:t>Facilitator moves: how to open · how to draw out quiet people · what to do with</w:t>
@@ -2918,12 +2958,12 @@
       <w:pPr>
         <w:spacing w:before="0" w:after="0"/>
         <w:ind w:left="216"/>
-        <w:shd w:val="clear" w:fill="F0F0F0"/>
+        <w:shd w:val="clear" w:fill="F0F3F4"/>
       </w:pPr>
       <w:r>
         <w:rPr>
           <w:rFonts w:ascii="Roboto Mono" w:hAnsi="Roboto Mono"/>
-          <w:color w:val="1B1B1B"/>
+          <w:color w:val="1F2A30"/>
           <w:sz w:val="17"/>
         </w:rPr>
         <w:t xml:space="preserve">                   an off-topic thread</w:t>
@@ -2933,12 +2973,12 @@
       <w:pPr>
         <w:spacing w:before="0" w:after="0"/>
         <w:ind w:left="216"/>
-        <w:shd w:val="clear" w:fill="F0F0F0"/>
+        <w:shd w:val="clear" w:fill="F0F3F4"/>
       </w:pPr>
       <w:r>
         <w:rPr>
           <w:rFonts w:ascii="Roboto Mono" w:hAnsi="Roboto Mono"/>
-          <w:color w:val="1B1B1B"/>
+          <w:color w:val="1F2A30"/>
           <w:sz w:val="17"/>
         </w:rPr>
         <w:t>Contingencies:     if the room stalls / splits into two camps / can't decide</w:t>
@@ -2948,12 +2988,12 @@
       <w:pPr>
         <w:spacing w:before="0" w:after="0"/>
         <w:ind w:left="216"/>
-        <w:shd w:val="clear" w:fill="F0F0F0"/>
+        <w:shd w:val="clear" w:fill="F0F3F4"/>
       </w:pPr>
       <w:r>
         <w:rPr>
           <w:rFonts w:ascii="Roboto Mono" w:hAnsi="Roboto Mono"/>
-          <w:color w:val="1B1B1B"/>
+          <w:color w:val="1F2A30"/>
           <w:sz w:val="17"/>
         </w:rPr>
         <w:t xml:space="preserve">                   (defer, with an owner and a date)</w:t>
@@ -2963,12 +3003,12 @@
       <w:pPr>
         <w:spacing w:before="0" w:after="0"/>
         <w:ind w:left="216"/>
-        <w:shd w:val="clear" w:fill="F0F0F0"/>
+        <w:shd w:val="clear" w:fill="F0F3F4"/>
       </w:pPr>
       <w:r>
         <w:rPr>
           <w:rFonts w:ascii="Roboto Mono" w:hAnsi="Roboto Mono"/>
-          <w:color w:val="1B1B1B"/>
+          <w:color w:val="1F2A30"/>
           <w:sz w:val="17"/>
         </w:rPr>
         <w:t>Handover:          [what carries into the next block]</w:t>
@@ -2987,14 +3027,14 @@
         <w:rPr>
           <w:rFonts w:ascii="Public Sans" w:hAnsi="Public Sans"/>
           <w:b/>
-          <w:color w:val="1B1B1B"/>
+          <w:color w:val="1F2A30"/>
         </w:rPr>
         <w:t>Cut first if time runs short:</w:t>
       </w:r>
       <w:r>
         <w:rPr>
           <w:rFonts w:ascii="Public Sans" w:hAnsi="Public Sans"/>
-          <w:color w:val="1B1B1B"/>
+          <w:color w:val="1F2A30"/>
         </w:rPr>
         <w:t xml:space="preserve"> [block]. Never the decide block or the read-back.</w:t>
       </w:r>
@@ -3008,7 +3048,7 @@
       <w:r>
         <w:rPr>
           <w:rFonts w:ascii="Public Sans" w:hAnsi="Public Sans"/>
-          <w:color w:val="005EA2"/>
+          <w:color w:val="002436"/>
         </w:rPr>
         <w:t>6. Pre-work packet</w:t>
       </w:r>
@@ -3020,7 +3060,7 @@
       <w:r>
         <w:rPr>
           <w:rFonts w:ascii="Public Sans" w:hAnsi="Public Sans"/>
-          <w:color w:val="1B1B1B"/>
+          <w:color w:val="1F2A30"/>
         </w:rPr>
         <w:t>Short and labeled. Send it two to three working days ahead (a rule of thumb).</w:t>
       </w:r>
@@ -3029,12 +3069,12 @@
       <w:pPr>
         <w:spacing w:before="0" w:after="0"/>
         <w:ind w:left="216"/>
-        <w:shd w:val="clear" w:fill="F0F0F0"/>
+        <w:shd w:val="clear" w:fill="F0F3F4"/>
       </w:pPr>
       <w:r>
         <w:rPr>
           <w:rFonts w:ascii="Roboto Mono" w:hAnsi="Roboto Mono"/>
-          <w:color w:val="1B1B1B"/>
+          <w:color w:val="1F2A30"/>
           <w:sz w:val="17"/>
         </w:rPr>
         <w:t>What we know:              [evidence]</w:t>
@@ -3044,12 +3084,12 @@
       <w:pPr>
         <w:spacing w:before="0" w:after="0"/>
         <w:ind w:left="216"/>
-        <w:shd w:val="clear" w:fill="F0F0F0"/>
+        <w:shd w:val="clear" w:fill="F0F3F4"/>
       </w:pPr>
       <w:r>
         <w:rPr>
           <w:rFonts w:ascii="Roboto Mono" w:hAnsi="Roboto Mono"/>
-          <w:color w:val="1B1B1B"/>
+          <w:color w:val="1F2A30"/>
           <w:sz w:val="17"/>
         </w:rPr>
         <w:t>What partners have told us: [team knowledge: source]</w:t>
@@ -3059,12 +3099,12 @@
       <w:pPr>
         <w:spacing w:before="0" w:after="0"/>
         <w:ind w:left="216"/>
-        <w:shd w:val="clear" w:fill="F0F0F0"/>
+        <w:shd w:val="clear" w:fill="F0F3F4"/>
       </w:pPr>
       <w:r>
         <w:rPr>
           <w:rFonts w:ascii="Roboto Mono" w:hAnsi="Roboto Mono"/>
-          <w:color w:val="1B1B1B"/>
+          <w:color w:val="1F2A30"/>
           <w:sz w:val="17"/>
         </w:rPr>
         <w:t>What we're assuming:       [assumption]</w:t>
@@ -3074,12 +3114,12 @@
       <w:pPr>
         <w:spacing w:before="0" w:after="0"/>
         <w:ind w:left="216"/>
-        <w:shd w:val="clear" w:fill="F0F0F0"/>
+        <w:shd w:val="clear" w:fill="F0F3F4"/>
       </w:pPr>
       <w:r>
         <w:rPr>
           <w:rFonts w:ascii="Roboto Mono" w:hAnsi="Roboto Mono"/>
-          <w:color w:val="1B1B1B"/>
+          <w:color w:val="1F2A30"/>
           <w:sz w:val="17"/>
         </w:rPr>
         <w:t>One individual task:       [if the format is remote]</w:t>
@@ -3089,12 +3129,12 @@
       <w:pPr>
         <w:spacing w:before="0" w:after="0"/>
         <w:ind w:left="216"/>
-        <w:shd w:val="clear" w:fill="F0F0F0"/>
+        <w:shd w:val="clear" w:fill="F0F3F4"/>
       </w:pPr>
       <w:r>
         <w:rPr>
           <w:rFonts w:ascii="Roboto Mono" w:hAnsi="Roboto Mono"/>
-          <w:color w:val="1B1B1B"/>
+          <w:color w:val="1F2A30"/>
           <w:sz w:val="17"/>
         </w:rPr>
         <w:t>Send date:                 YYYY-MM-DD</w:t>
@@ -3114,7 +3154,7 @@
       <w:r>
         <w:rPr>
           <w:rFonts w:ascii="Public Sans" w:hAnsi="Public Sans"/>
-          <w:color w:val="005EA2"/>
+          <w:color w:val="002436"/>
         </w:rPr>
         <w:t>7. Capture and synthesis plan</w:t>
       </w:r>
@@ -3124,6 +3164,14 @@
         <w:tblStyle w:val="LightGrid-Accent1"/>
         <w:tblW w:type="auto" w:w="0"/>
         <w:tblLook w:firstColumn="1" w:firstRow="1" w:lastColumn="0" w:lastRow="0" w:noHBand="0" w:noVBand="1" w:val="04A0"/>
+        <w:tblBorders>
+          <w:top w:val="single" w:sz="4" w:space="0" w:color="D4D8D9"/>
+          <w:left w:val="single" w:sz="4" w:space="0" w:color="D4D8D9"/>
+          <w:bottom w:val="single" w:sz="4" w:space="0" w:color="D4D8D9"/>
+          <w:right w:val="single" w:sz="4" w:space="0" w:color="D4D8D9"/>
+          <w:insideH w:val="single" w:sz="4" w:space="0" w:color="D4D8D9"/>
+          <w:insideV w:val="single" w:sz="4" w:space="0" w:color="D4D8D9"/>
+        </w:tblBorders>
       </w:tblPr>
       <w:tblGrid>
         <w:gridCol w:w="2340"/>
@@ -3138,7 +3186,7 @@
         <w:tc>
           <w:tcPr>
             <w:tcW w:type="dxa" w:w="2340"/>
-            <w:shd w:fill="F0F0F0"/>
+            <w:shd w:fill="E3E8EA"/>
           </w:tcPr>
           <w:p>
             <w:pPr>
@@ -3148,7 +3196,7 @@
               <w:rPr>
                 <w:rFonts w:ascii="Public Sans" w:hAnsi="Public Sans"/>
                 <w:b/>
-                <w:color w:val="1B1B1B"/>
+                <w:color w:val="002436"/>
                 <w:sz w:val="21"/>
               </w:rPr>
               <w:t>Block</w:t>
@@ -3158,7 +3206,7 @@
         <w:tc>
           <w:tcPr>
             <w:tcW w:type="dxa" w:w="2340"/>
-            <w:shd w:fill="F0F0F0"/>
+            <w:shd w:fill="E3E8EA"/>
           </w:tcPr>
           <w:p>
             <w:pPr>
@@ -3168,7 +3216,7 @@
               <w:rPr>
                 <w:rFonts w:ascii="Public Sans" w:hAnsi="Public Sans"/>
                 <w:b/>
-                <w:color w:val="1B1B1B"/>
+                <w:color w:val="002436"/>
                 <w:sz w:val="21"/>
               </w:rPr>
               <w:t>Who captures</w:t>
@@ -3178,7 +3226,7 @@
         <w:tc>
           <w:tcPr>
             <w:tcW w:type="dxa" w:w="2340"/>
-            <w:shd w:fill="F0F0F0"/>
+            <w:shd w:fill="E3E8EA"/>
           </w:tcPr>
           <w:p>
             <w:pPr>
@@ -3188,7 +3236,7 @@
               <w:rPr>
                 <w:rFonts w:ascii="Public Sans" w:hAnsi="Public Sans"/>
                 <w:b/>
-                <w:color w:val="1B1B1B"/>
+                <w:color w:val="002436"/>
                 <w:sz w:val="21"/>
               </w:rPr>
               <w:t>Exports named and stored where</w:t>
@@ -3198,7 +3246,7 @@
         <w:tc>
           <w:tcPr>
             <w:tcW w:type="dxa" w:w="2340"/>
-            <w:shd w:fill="F0F0F0"/>
+            <w:shd w:fill="E3E8EA"/>
           </w:tcPr>
           <w:p>
             <w:pPr>
@@ -3208,7 +3256,7 @@
               <w:rPr>
                 <w:rFonts w:ascii="Public Sans" w:hAnsi="Public Sans"/>
                 <w:b/>
-                <w:color w:val="1B1B1B"/>
+                <w:color w:val="002436"/>
                 <w:sz w:val="21"/>
               </w:rPr>
               <w:t>How outputs get their labels</w:t>
@@ -3294,77 +3342,77 @@
       <w:r>
         <w:rPr>
           <w:rFonts w:ascii="Public Sans" w:hAnsi="Public Sans"/>
-          <w:color w:val="1B1B1B"/>
+          <w:color w:val="1F2A30"/>
         </w:rPr>
         <w:t>Summary written by [name], sent by [date]. Where each kind of output goes next: assumptions to a test or a study; draft themes to the theme checkpoint (</w:t>
       </w:r>
       <w:r>
         <w:rPr>
           <w:rFonts w:ascii="Roboto Mono" w:hAnsi="Roboto Mono"/>
-          <w:color w:val="1B1B1B"/>
+          <w:color w:val="1F2A30"/>
         </w:rPr>
         <w:t>EVALUATION-LOOP.md</w:t>
       </w:r>
       <w:r>
         <w:rPr>
           <w:rFonts w:ascii="Public Sans" w:hAnsi="Public Sans"/>
-          <w:color w:val="1B1B1B"/>
+          <w:color w:val="1F2A30"/>
         </w:rPr>
         <w:t xml:space="preserve"> §9); recommendations attached to the findings records they rest on, or labeled </w:t>
       </w:r>
       <w:r>
         <w:rPr>
           <w:rFonts w:ascii="Roboto Mono" w:hAnsi="Roboto Mono"/>
-          <w:color w:val="1B1B1B"/>
+          <w:color w:val="1F2A30"/>
         </w:rPr>
         <w:t>[team knowledge]</w:t>
       </w:r>
       <w:r>
         <w:rPr>
           <w:rFonts w:ascii="Public Sans" w:hAnsi="Public Sans"/>
-          <w:color w:val="1B1B1B"/>
+          <w:color w:val="1F2A30"/>
         </w:rPr>
         <w:t xml:space="preserve"> or </w:t>
       </w:r>
       <w:r>
         <w:rPr>
           <w:rFonts w:ascii="Roboto Mono" w:hAnsi="Roboto Mono"/>
-          <w:color w:val="1B1B1B"/>
+          <w:color w:val="1F2A30"/>
         </w:rPr>
         <w:t>[assumption]</w:t>
       </w:r>
       <w:r>
         <w:rPr>
           <w:rFonts w:ascii="Public Sans" w:hAnsi="Public Sans"/>
-          <w:color w:val="1B1B1B"/>
+          <w:color w:val="1F2A30"/>
         </w:rPr>
         <w:t xml:space="preserve">, never written up as new findings; a written report or deck only for content resting on </w:t>
       </w:r>
       <w:r>
         <w:rPr>
           <w:rFonts w:ascii="Roboto Mono" w:hAnsi="Roboto Mono"/>
-          <w:color w:val="1B1B1B"/>
+          <w:color w:val="1F2A30"/>
         </w:rPr>
         <w:t>[evidence]</w:t>
       </w:r>
       <w:r>
         <w:rPr>
           <w:rFonts w:ascii="Public Sans" w:hAnsi="Public Sans"/>
-          <w:color w:val="1B1B1B"/>
+          <w:color w:val="1F2A30"/>
         </w:rPr>
         <w:t xml:space="preserve">. The summary itself goes to </w:t>
       </w:r>
       <w:r>
         <w:rPr>
           <w:rFonts w:ascii="Roboto Mono" w:hAnsi="Roboto Mono"/>
-          <w:color w:val="1B1B1B"/>
+          <w:color w:val="1F2A30"/>
         </w:rPr>
         <w:t>research-workshop-checker</w:t>
       </w:r>
       <w:r>
         <w:rPr>
           <w:rFonts w:ascii="Public Sans" w:hAnsi="Public Sans"/>
-          <w:color w:val="1B1B1B"/>
+          <w:color w:val="1F2A30"/>
         </w:rPr>
         <w:t xml:space="preserve"> (summary mode), then readability, before it goes out.</w:t>
       </w:r>
@@ -3378,7 +3426,7 @@
       <w:r>
         <w:rPr>
           <w:rFonts w:ascii="Public Sans" w:hAnsi="Public Sans"/>
-          <w:color w:val="005EA2"/>
+          <w:color w:val="002436"/>
         </w:rPr>
         <w:t>8. Workshop evaluation</w:t>
       </w:r>
@@ -3388,6 +3436,14 @@
         <w:tblStyle w:val="LightGrid-Accent1"/>
         <w:tblW w:type="auto" w:w="0"/>
         <w:tblLook w:firstColumn="1" w:firstRow="1" w:lastColumn="0" w:lastRow="0" w:noHBand="0" w:noVBand="1" w:val="04A0"/>
+        <w:tblBorders>
+          <w:top w:val="single" w:sz="4" w:space="0" w:color="D4D8D9"/>
+          <w:left w:val="single" w:sz="4" w:space="0" w:color="D4D8D9"/>
+          <w:bottom w:val="single" w:sz="4" w:space="0" w:color="D4D8D9"/>
+          <w:right w:val="single" w:sz="4" w:space="0" w:color="D4D8D9"/>
+          <w:insideH w:val="single" w:sz="4" w:space="0" w:color="D4D8D9"/>
+          <w:insideV w:val="single" w:sz="4" w:space="0" w:color="D4D8D9"/>
+        </w:tblBorders>
       </w:tblPr>
       <w:tblGrid>
         <w:gridCol w:w="3120"/>
@@ -3401,7 +3457,7 @@
         <w:tc>
           <w:tcPr>
             <w:tcW w:type="dxa" w:w="3120"/>
-            <w:shd w:fill="F0F0F0"/>
+            <w:shd w:fill="E3E8EA"/>
           </w:tcPr>
           <w:p>
             <w:pPr>
@@ -3411,7 +3467,7 @@
               <w:rPr>
                 <w:rFonts w:ascii="Public Sans" w:hAnsi="Public Sans"/>
                 <w:b/>
-                <w:color w:val="1B1B1B"/>
+                <w:color w:val="002436"/>
                 <w:sz w:val="21"/>
               </w:rPr>
               <w:t>Outcome from the brief</w:t>
@@ -3421,7 +3477,7 @@
         <w:tc>
           <w:tcPr>
             <w:tcW w:type="dxa" w:w="3120"/>
-            <w:shd w:fill="F0F0F0"/>
+            <w:shd w:fill="E3E8EA"/>
           </w:tcPr>
           <w:p>
             <w:pPr>
@@ -3431,7 +3487,7 @@
               <w:rPr>
                 <w:rFonts w:ascii="Public Sans" w:hAnsi="Public Sans"/>
                 <w:b/>
-                <w:color w:val="1B1B1B"/>
+                <w:color w:val="002436"/>
                 <w:sz w:val="21"/>
               </w:rPr>
               <w:t>Produced / partly / not</w:t>
@@ -3441,7 +3497,7 @@
         <w:tc>
           <w:tcPr>
             <w:tcW w:type="dxa" w:w="3120"/>
-            <w:shd w:fill="F0F0F0"/>
+            <w:shd w:fill="E3E8EA"/>
           </w:tcPr>
           <w:p>
             <w:pPr>
@@ -3451,7 +3507,7 @@
               <w:rPr>
                 <w:rFonts w:ascii="Public Sans" w:hAnsi="Public Sans"/>
                 <w:b/>
-                <w:color w:val="1B1B1B"/>
+                <w:color w:val="002436"/>
                 <w:sz w:val="21"/>
               </w:rPr>
               <w:t>What happened</w:t>
@@ -3522,14 +3578,14 @@
         <w:rPr>
           <w:rFonts w:ascii="Public Sans" w:hAnsi="Public Sans"/>
           <w:b/>
-          <w:color w:val="1B1B1B"/>
+          <w:color w:val="1F2A30"/>
         </w:rPr>
         <w:t>Closing pulse</w:t>
       </w:r>
       <w:r>
         <w:rPr>
           <w:rFonts w:ascii="Public Sans" w:hAnsi="Public Sans"/>
-          <w:color w:val="1B1B1B"/>
+          <w:color w:val="1F2A30"/>
         </w:rPr>
         <w:t xml:space="preserve"> (reaction data only): [results]</w:t>
       </w:r>
@@ -3543,14 +3599,14 @@
         <w:rPr>
           <w:rFonts w:ascii="Public Sans" w:hAnsi="Public Sans"/>
           <w:b/>
-          <w:color w:val="1B1B1B"/>
+          <w:color w:val="1F2A30"/>
         </w:rPr>
         <w:t>30-day check:</w:t>
       </w:r>
       <w:r>
         <w:rPr>
           <w:rFonts w:ascii="Public Sans" w:hAnsi="Public Sans"/>
-          <w:color w:val="1B1B1B"/>
+          <w:color w:val="1F2A30"/>
         </w:rPr>
         <w:t xml:space="preserve"> [actions done] of [actions assigned]. For each decision, what happened: reversed on new evidence is the process working; quietly lapsed is the failure.</w:t>
       </w:r>
@@ -3564,7 +3620,7 @@
         <w:rPr>
           <w:rFonts w:ascii="Public Sans" w:hAnsi="Public Sans"/>
           <w:b/>
-          <w:color w:val="1B1B1B"/>
+          <w:color w:val="1F2A30"/>
         </w:rPr>
         <w:t>What we'd change next time:</w:t>
       </w:r>
@@ -3576,49 +3632,49 @@
       <w:r>
         <w:rPr>
           <w:rFonts w:ascii="Public Sans" w:hAnsi="Public Sans"/>
-          <w:color w:val="1B1B1B"/>
+          <w:color w:val="1F2A30"/>
         </w:rPr>
         <w:t xml:space="preserve">Before you share the plan: run </w:t>
       </w:r>
       <w:r>
         <w:rPr>
           <w:rFonts w:ascii="Roboto Mono" w:hAnsi="Roboto Mono"/>
-          <w:color w:val="1B1B1B"/>
+          <w:color w:val="1F2A30"/>
         </w:rPr>
         <w:t>research-safety-checker</w:t>
       </w:r>
       <w:r>
         <w:rPr>
           <w:rFonts w:ascii="Public Sans" w:hAnsi="Public Sans"/>
-          <w:color w:val="1B1B1B"/>
+          <w:color w:val="1F2A30"/>
         </w:rPr>
         <w:t xml:space="preserve"> (declare the plan's destination and the board's), then </w:t>
       </w:r>
       <w:r>
         <w:rPr>
           <w:rFonts w:ascii="Roboto Mono" w:hAnsi="Roboto Mono"/>
-          <w:color w:val="1B1B1B"/>
+          <w:color w:val="1F2A30"/>
         </w:rPr>
         <w:t>research-workshop-checker</w:t>
       </w:r>
       <w:r>
         <w:rPr>
           <w:rFonts w:ascii="Public Sans" w:hAnsi="Public Sans"/>
-          <w:color w:val="1B1B1B"/>
+          <w:color w:val="1F2A30"/>
         </w:rPr>
         <w:t xml:space="preserve">, then </w:t>
       </w:r>
       <w:r>
         <w:rPr>
           <w:rFonts w:ascii="Roboto Mono" w:hAnsi="Roboto Mono"/>
-          <w:color w:val="1B1B1B"/>
+          <w:color w:val="1F2A30"/>
         </w:rPr>
         <w:t>research-readability-checker</w:t>
       </w:r>
       <w:r>
         <w:rPr>
           <w:rFonts w:ascii="Public Sans" w:hAnsi="Public Sans"/>
-          <w:color w:val="1B1B1B"/>
+          <w:color w:val="1F2A30"/>
         </w:rPr>
         <w:t>. Dry-run the agenda with at least one person. Neither you nor any checker can see the room.</w:t>
       </w:r>
@@ -3648,7 +3704,7 @@
       <w:rPr>
         <w:rFonts w:ascii="Public Sans" w:hAnsi="Public Sans"/>
         <w:i/>
-        <w:color w:val="565C65"/>
+        <w:color w:val="5C6670"/>
         <w:sz w:val="18"/>
       </w:rPr>
       <w:t>Dr. Morgan UX research suite · template</w:t>
@@ -3659,7 +3715,7 @@
     <w:r>
       <w:rPr>
         <w:rFonts w:ascii="Public Sans" w:hAnsi="Public Sans"/>
-        <w:color w:val="565C65"/>
+        <w:color w:val="5C6670"/>
         <w:sz w:val="18"/>
       </w:rPr>
       <w:t xml:space="preserve">Page </w:t>
@@ -3667,7 +3723,7 @@
     <w:r>
       <w:rPr>
         <w:rFonts w:ascii="Public Sans" w:hAnsi="Public Sans"/>
-        <w:color w:val="565C65"/>
+        <w:color w:val="5C6670"/>
         <w:sz w:val="18"/>
       </w:rPr>
       <w:fldChar w:fldCharType="begin"/>
@@ -3685,14 +3741,14 @@
       <w:pStyle w:val="Header"/>
       <w:spacing w:after="0"/>
       <w:pBdr>
-        <w:bottom w:val="single" w:sz="4" w:space="4" w:color="005EA2"/>
+        <w:bottom w:val="single" w:sz="4" w:space="4" w:color="002436"/>
       </w:pBdr>
     </w:pPr>
     <w:r>
       <w:rPr>
         <w:rFonts w:ascii="Public Sans" w:hAnsi="Public Sans"/>
         <w:b/>
-        <w:color w:val="005EA2"/>
+        <w:color w:val="002436"/>
         <w:sz w:val="18"/>
       </w:rPr>
       <w:t>UX Research</w:t>
@@ -4069,7 +4125,7 @@
     </w:pPr>
     <w:rPr>
       <w:rFonts w:ascii="Public Sans" w:hAnsi="Public Sans"/>
-      <w:color w:val="1B1B1B"/>
+      <w:color w:val="1F2A30"/>
       <w:sz w:val="22"/>
     </w:rPr>
   </w:style>
